--- a/Project Documentation/System Architecture.docx
+++ b/Project Documentation/System Architecture.docx
@@ -4,7 +4,7 @@
   <w:body>
     <w:p>
       <w:pPr>
-        <w:spacing w:before="100" w:beforeAutospacing="1" w:after="100" w:afterAutospacing="1" w:line="240" w:lineRule="auto"/>
+        <w:spacing w:before="100" w:beforeAutospacing="1" w:after="100" w:afterAutospacing="1" w:line="360" w:lineRule="auto"/>
         <w:outlineLvl w:val="0"/>
         <w:rPr>
           <w:rFonts w:ascii="Times New Roman" w:eastAsia="Times New Roman" w:hAnsi="Times New Roman" w:cs="Times New Roman"/>
@@ -53,7 +53,7 @@
     </w:p>
     <w:p>
       <w:pPr>
-        <w:spacing w:before="100" w:beforeAutospacing="1" w:after="100" w:afterAutospacing="1" w:line="240" w:lineRule="auto"/>
+        <w:spacing w:before="100" w:beforeAutospacing="1" w:after="100" w:afterAutospacing="1" w:line="360" w:lineRule="auto"/>
         <w:outlineLvl w:val="0"/>
         <w:rPr>
           <w:rFonts w:ascii="Times New Roman" w:eastAsia="Times New Roman" w:hAnsi="Times New Roman" w:cs="Times New Roman"/>
@@ -67,7 +67,7 @@
     </w:p>
     <w:p>
       <w:pPr>
-        <w:spacing w:before="100" w:beforeAutospacing="1" w:after="100" w:afterAutospacing="1" w:line="240" w:lineRule="auto"/>
+        <w:spacing w:before="100" w:beforeAutospacing="1" w:after="100" w:afterAutospacing="1" w:line="360" w:lineRule="auto"/>
         <w:outlineLvl w:val="1"/>
         <w:rPr>
           <w:rFonts w:ascii="Times New Roman" w:eastAsia="Times New Roman" w:hAnsi="Times New Roman" w:cs="Times New Roman"/>
@@ -90,7 +90,7 @@
     </w:p>
     <w:p>
       <w:pPr>
-        <w:spacing w:before="100" w:beforeAutospacing="1" w:after="100" w:afterAutospacing="1" w:line="240" w:lineRule="auto"/>
+        <w:spacing w:before="100" w:beforeAutospacing="1" w:after="100" w:afterAutospacing="1" w:line="360" w:lineRule="auto"/>
         <w:outlineLvl w:val="2"/>
         <w:rPr>
           <w:rFonts w:ascii="Times New Roman" w:eastAsia="Times New Roman" w:hAnsi="Times New Roman" w:cs="Times New Roman"/>
@@ -113,7 +113,7 @@
     </w:p>
     <w:p>
       <w:pPr>
-        <w:spacing w:before="100" w:beforeAutospacing="1" w:after="100" w:afterAutospacing="1" w:line="240" w:lineRule="auto"/>
+        <w:spacing w:before="100" w:beforeAutospacing="1" w:after="100" w:afterAutospacing="1" w:line="360" w:lineRule="auto"/>
         <w:jc w:val="both"/>
         <w:rPr>
           <w:rFonts w:ascii="Times New Roman" w:eastAsia="Times New Roman" w:hAnsi="Times New Roman" w:cs="Times New Roman"/>
@@ -142,7 +142,7 @@
     </w:p>
     <w:p>
       <w:pPr>
-        <w:spacing w:before="100" w:beforeAutospacing="1" w:after="100" w:afterAutospacing="1" w:line="240" w:lineRule="auto"/>
+        <w:spacing w:before="100" w:beforeAutospacing="1" w:after="100" w:afterAutospacing="1" w:line="360" w:lineRule="auto"/>
         <w:jc w:val="both"/>
         <w:rPr>
           <w:rFonts w:ascii="Times New Roman" w:eastAsia="Times New Roman" w:hAnsi="Times New Roman" w:cs="Times New Roman"/>
@@ -179,7 +179,7 @@
     </w:p>
     <w:p>
       <w:pPr>
-        <w:spacing w:before="100" w:beforeAutospacing="1" w:after="100" w:afterAutospacing="1" w:line="240" w:lineRule="auto"/>
+        <w:spacing w:before="100" w:beforeAutospacing="1" w:after="100" w:afterAutospacing="1" w:line="360" w:lineRule="auto"/>
         <w:jc w:val="both"/>
         <w:outlineLvl w:val="2"/>
         <w:rPr>
@@ -203,7 +203,7 @@
     </w:p>
     <w:p>
       <w:pPr>
-        <w:spacing w:before="100" w:beforeAutospacing="1" w:after="100" w:afterAutospacing="1" w:line="240" w:lineRule="auto"/>
+        <w:spacing w:before="100" w:beforeAutospacing="1" w:after="100" w:afterAutospacing="1" w:line="360" w:lineRule="auto"/>
         <w:jc w:val="both"/>
         <w:rPr>
           <w:rFonts w:ascii="Times New Roman" w:eastAsia="Times New Roman" w:hAnsi="Times New Roman" w:cs="Times New Roman"/>
@@ -226,7 +226,7 @@
           <w:ilvl w:val="0"/>
           <w:numId w:val="1"/>
         </w:numPr>
-        <w:spacing w:before="100" w:beforeAutospacing="1" w:after="100" w:afterAutospacing="1" w:line="240" w:lineRule="auto"/>
+        <w:spacing w:before="100" w:beforeAutospacing="1" w:after="100" w:afterAutospacing="1" w:line="360" w:lineRule="auto"/>
         <w:jc w:val="both"/>
         <w:rPr>
           <w:rFonts w:ascii="Times New Roman" w:eastAsia="Times New Roman" w:hAnsi="Times New Roman" w:cs="Times New Roman"/>
@@ -259,7 +259,7 @@
           <w:ilvl w:val="0"/>
           <w:numId w:val="1"/>
         </w:numPr>
-        <w:spacing w:before="100" w:beforeAutospacing="1" w:after="100" w:afterAutospacing="1" w:line="240" w:lineRule="auto"/>
+        <w:spacing w:before="100" w:beforeAutospacing="1" w:after="100" w:afterAutospacing="1" w:line="360" w:lineRule="auto"/>
         <w:jc w:val="both"/>
         <w:rPr>
           <w:rFonts w:ascii="Times New Roman" w:eastAsia="Times New Roman" w:hAnsi="Times New Roman" w:cs="Times New Roman"/>
@@ -292,7 +292,7 @@
           <w:ilvl w:val="0"/>
           <w:numId w:val="1"/>
         </w:numPr>
-        <w:spacing w:before="100" w:beforeAutospacing="1" w:after="100" w:afterAutospacing="1" w:line="240" w:lineRule="auto"/>
+        <w:spacing w:before="100" w:beforeAutospacing="1" w:after="100" w:afterAutospacing="1" w:line="360" w:lineRule="auto"/>
         <w:jc w:val="both"/>
         <w:rPr>
           <w:rFonts w:ascii="Times New Roman" w:eastAsia="Times New Roman" w:hAnsi="Times New Roman" w:cs="Times New Roman"/>
@@ -335,7 +335,7 @@
           <w:ilvl w:val="0"/>
           <w:numId w:val="1"/>
         </w:numPr>
-        <w:spacing w:before="100" w:beforeAutospacing="1" w:after="100" w:afterAutospacing="1" w:line="240" w:lineRule="auto"/>
+        <w:spacing w:before="100" w:beforeAutospacing="1" w:after="100" w:afterAutospacing="1" w:line="360" w:lineRule="auto"/>
         <w:jc w:val="both"/>
         <w:rPr>
           <w:rFonts w:ascii="Times New Roman" w:eastAsia="Times New Roman" w:hAnsi="Times New Roman" w:cs="Times New Roman"/>
@@ -368,7 +368,7 @@
           <w:ilvl w:val="0"/>
           <w:numId w:val="1"/>
         </w:numPr>
-        <w:spacing w:before="100" w:beforeAutospacing="1" w:after="100" w:afterAutospacing="1" w:line="240" w:lineRule="auto"/>
+        <w:spacing w:before="100" w:beforeAutospacing="1" w:after="100" w:afterAutospacing="1" w:line="360" w:lineRule="auto"/>
         <w:jc w:val="both"/>
         <w:rPr>
           <w:rFonts w:ascii="Times New Roman" w:eastAsia="Times New Roman" w:hAnsi="Times New Roman" w:cs="Times New Roman"/>
@@ -401,7 +401,7 @@
           <w:ilvl w:val="0"/>
           <w:numId w:val="1"/>
         </w:numPr>
-        <w:spacing w:before="100" w:beforeAutospacing="1" w:after="100" w:afterAutospacing="1" w:line="240" w:lineRule="auto"/>
+        <w:spacing w:before="100" w:beforeAutospacing="1" w:after="100" w:afterAutospacing="1" w:line="360" w:lineRule="auto"/>
         <w:jc w:val="both"/>
         <w:rPr>
           <w:rFonts w:ascii="Times New Roman" w:eastAsia="Times New Roman" w:hAnsi="Times New Roman" w:cs="Times New Roman"/>
@@ -452,7 +452,7 @@
           <w:ilvl w:val="0"/>
           <w:numId w:val="1"/>
         </w:numPr>
-        <w:spacing w:before="100" w:beforeAutospacing="1" w:after="100" w:afterAutospacing="1" w:line="240" w:lineRule="auto"/>
+        <w:spacing w:before="100" w:beforeAutospacing="1" w:after="100" w:afterAutospacing="1" w:line="360" w:lineRule="auto"/>
         <w:jc w:val="both"/>
         <w:rPr>
           <w:rFonts w:ascii="Times New Roman" w:eastAsia="Times New Roman" w:hAnsi="Times New Roman" w:cs="Times New Roman"/>
@@ -491,7 +491,7 @@
     </w:p>
     <w:p>
       <w:pPr>
-        <w:spacing w:before="100" w:beforeAutospacing="1" w:after="100" w:afterAutospacing="1" w:line="240" w:lineRule="auto"/>
+        <w:spacing w:before="100" w:beforeAutospacing="1" w:after="100" w:afterAutospacing="1" w:line="360" w:lineRule="auto"/>
         <w:jc w:val="both"/>
         <w:outlineLvl w:val="2"/>
         <w:rPr>
@@ -515,7 +515,7 @@
     </w:p>
     <w:p>
       <w:pPr>
-        <w:spacing w:before="100" w:beforeAutospacing="1" w:after="100" w:afterAutospacing="1" w:line="240" w:lineRule="auto"/>
+        <w:spacing w:before="100" w:beforeAutospacing="1" w:after="100" w:afterAutospacing="1" w:line="360" w:lineRule="auto"/>
         <w:jc w:val="both"/>
         <w:rPr>
           <w:rFonts w:ascii="Times New Roman" w:eastAsia="Times New Roman" w:hAnsi="Times New Roman" w:cs="Times New Roman"/>
@@ -534,7 +534,7 @@
     </w:p>
     <w:p>
       <w:pPr>
-        <w:spacing w:before="100" w:beforeAutospacing="1" w:after="100" w:afterAutospacing="1" w:line="240" w:lineRule="auto"/>
+        <w:spacing w:before="100" w:beforeAutospacing="1" w:after="100" w:afterAutospacing="1" w:line="360" w:lineRule="auto"/>
         <w:jc w:val="both"/>
         <w:rPr>
           <w:rFonts w:ascii="Times New Roman" w:eastAsia="Times New Roman" w:hAnsi="Times New Roman" w:cs="Times New Roman"/>
@@ -559,7 +559,7 @@
           <w:ilvl w:val="0"/>
           <w:numId w:val="2"/>
         </w:numPr>
-        <w:spacing w:before="100" w:beforeAutospacing="1" w:after="100" w:afterAutospacing="1" w:line="240" w:lineRule="auto"/>
+        <w:spacing w:before="100" w:beforeAutospacing="1" w:after="100" w:afterAutospacing="1" w:line="360" w:lineRule="auto"/>
         <w:jc w:val="both"/>
         <w:rPr>
           <w:rFonts w:ascii="Times New Roman" w:eastAsia="Times New Roman" w:hAnsi="Times New Roman" w:cs="Times New Roman"/>
@@ -582,20 +582,21 @@
           <w:ilvl w:val="0"/>
           <w:numId w:val="2"/>
         </w:numPr>
-        <w:spacing w:before="100" w:beforeAutospacing="1" w:after="100" w:afterAutospacing="1" w:line="240" w:lineRule="auto"/>
-        <w:jc w:val="both"/>
-        <w:rPr>
-          <w:rFonts w:ascii="Times New Roman" w:eastAsia="Times New Roman" w:hAnsi="Times New Roman" w:cs="Times New Roman"/>
-          <w:sz w:val="24"/>
-          <w:szCs w:val="24"/>
-        </w:rPr>
-      </w:pPr>
-      <w:r>
-        <w:rPr>
-          <w:rFonts w:ascii="Times New Roman" w:eastAsia="Times New Roman" w:hAnsi="Times New Roman" w:cs="Times New Roman"/>
-          <w:sz w:val="24"/>
-          <w:szCs w:val="24"/>
-        </w:rPr>
+        <w:spacing w:before="100" w:beforeAutospacing="1" w:after="100" w:afterAutospacing="1" w:line="360" w:lineRule="auto"/>
+        <w:jc w:val="both"/>
+        <w:rPr>
+          <w:rFonts w:ascii="Times New Roman" w:eastAsia="Times New Roman" w:hAnsi="Times New Roman" w:cs="Times New Roman"/>
+          <w:sz w:val="24"/>
+          <w:szCs w:val="24"/>
+        </w:rPr>
+      </w:pPr>
+      <w:r>
+        <w:rPr>
+          <w:rFonts w:ascii="Times New Roman" w:eastAsia="Times New Roman" w:hAnsi="Times New Roman" w:cs="Times New Roman"/>
+          <w:sz w:val="24"/>
+          <w:szCs w:val="24"/>
+        </w:rPr>
+        <w:lastRenderedPageBreak/>
         <w:t>Login and registration</w:t>
       </w:r>
     </w:p>
@@ -605,7 +606,7 @@
           <w:ilvl w:val="0"/>
           <w:numId w:val="2"/>
         </w:numPr>
-        <w:spacing w:before="100" w:beforeAutospacing="1" w:after="100" w:afterAutospacing="1" w:line="240" w:lineRule="auto"/>
+        <w:spacing w:before="100" w:beforeAutospacing="1" w:after="100" w:afterAutospacing="1" w:line="360" w:lineRule="auto"/>
         <w:jc w:val="both"/>
         <w:rPr>
           <w:rFonts w:ascii="Times New Roman" w:eastAsia="Times New Roman" w:hAnsi="Times New Roman" w:cs="Times New Roman"/>
@@ -628,7 +629,7 @@
           <w:ilvl w:val="0"/>
           <w:numId w:val="2"/>
         </w:numPr>
-        <w:spacing w:before="100" w:beforeAutospacing="1" w:after="100" w:afterAutospacing="1" w:line="240" w:lineRule="auto"/>
+        <w:spacing w:before="100" w:beforeAutospacing="1" w:after="100" w:afterAutospacing="1" w:line="360" w:lineRule="auto"/>
         <w:jc w:val="both"/>
         <w:rPr>
           <w:rFonts w:ascii="Times New Roman" w:eastAsia="Times New Roman" w:hAnsi="Times New Roman" w:cs="Times New Roman"/>
@@ -651,7 +652,7 @@
           <w:ilvl w:val="0"/>
           <w:numId w:val="2"/>
         </w:numPr>
-        <w:spacing w:before="100" w:beforeAutospacing="1" w:after="100" w:afterAutospacing="1" w:line="240" w:lineRule="auto"/>
+        <w:spacing w:before="100" w:beforeAutospacing="1" w:after="100" w:afterAutospacing="1" w:line="360" w:lineRule="auto"/>
         <w:jc w:val="both"/>
         <w:rPr>
           <w:rFonts w:ascii="Times New Roman" w:eastAsia="Times New Roman" w:hAnsi="Times New Roman" w:cs="Times New Roman"/>
@@ -674,7 +675,7 @@
           <w:ilvl w:val="0"/>
           <w:numId w:val="2"/>
         </w:numPr>
-        <w:spacing w:before="100" w:beforeAutospacing="1" w:after="100" w:afterAutospacing="1" w:line="240" w:lineRule="auto"/>
+        <w:spacing w:before="100" w:beforeAutospacing="1" w:after="100" w:afterAutospacing="1" w:line="360" w:lineRule="auto"/>
         <w:jc w:val="both"/>
         <w:rPr>
           <w:rFonts w:ascii="Times New Roman" w:eastAsia="Times New Roman" w:hAnsi="Times New Roman" w:cs="Times New Roman"/>
@@ -697,7 +698,7 @@
           <w:ilvl w:val="0"/>
           <w:numId w:val="2"/>
         </w:numPr>
-        <w:spacing w:before="100" w:beforeAutospacing="1" w:after="100" w:afterAutospacing="1" w:line="240" w:lineRule="auto"/>
+        <w:spacing w:before="100" w:beforeAutospacing="1" w:after="100" w:afterAutospacing="1" w:line="360" w:lineRule="auto"/>
         <w:jc w:val="both"/>
         <w:rPr>
           <w:rFonts w:ascii="Times New Roman" w:eastAsia="Times New Roman" w:hAnsi="Times New Roman" w:cs="Times New Roman"/>
@@ -720,7 +721,7 @@
           <w:ilvl w:val="0"/>
           <w:numId w:val="2"/>
         </w:numPr>
-        <w:spacing w:before="100" w:beforeAutospacing="1" w:after="100" w:afterAutospacing="1" w:line="240" w:lineRule="auto"/>
+        <w:spacing w:before="100" w:beforeAutospacing="1" w:after="100" w:afterAutospacing="1" w:line="360" w:lineRule="auto"/>
         <w:jc w:val="both"/>
         <w:rPr>
           <w:rFonts w:ascii="Times New Roman" w:eastAsia="Times New Roman" w:hAnsi="Times New Roman" w:cs="Times New Roman"/>
@@ -745,7 +746,7 @@
           <w:ilvl w:val="0"/>
           <w:numId w:val="2"/>
         </w:numPr>
-        <w:spacing w:before="100" w:beforeAutospacing="1" w:after="100" w:afterAutospacing="1" w:line="240" w:lineRule="auto"/>
+        <w:spacing w:before="100" w:beforeAutospacing="1" w:after="100" w:afterAutospacing="1" w:line="360" w:lineRule="auto"/>
         <w:jc w:val="both"/>
         <w:rPr>
           <w:rFonts w:ascii="Times New Roman" w:eastAsia="Times New Roman" w:hAnsi="Times New Roman" w:cs="Times New Roman"/>
@@ -768,7 +769,7 @@
           <w:ilvl w:val="0"/>
           <w:numId w:val="2"/>
         </w:numPr>
-        <w:spacing w:before="100" w:beforeAutospacing="1" w:after="100" w:afterAutospacing="1" w:line="240" w:lineRule="auto"/>
+        <w:spacing w:before="100" w:beforeAutospacing="1" w:after="100" w:afterAutospacing="1" w:line="360" w:lineRule="auto"/>
         <w:jc w:val="both"/>
         <w:rPr>
           <w:rFonts w:ascii="Times New Roman" w:eastAsia="Times New Roman" w:hAnsi="Times New Roman" w:cs="Times New Roman"/>
@@ -791,7 +792,7 @@
           <w:ilvl w:val="0"/>
           <w:numId w:val="2"/>
         </w:numPr>
-        <w:spacing w:before="100" w:beforeAutospacing="1" w:after="100" w:afterAutospacing="1" w:line="240" w:lineRule="auto"/>
+        <w:spacing w:before="100" w:beforeAutospacing="1" w:after="100" w:afterAutospacing="1" w:line="360" w:lineRule="auto"/>
         <w:jc w:val="both"/>
         <w:rPr>
           <w:rFonts w:ascii="Times New Roman" w:eastAsia="Times New Roman" w:hAnsi="Times New Roman" w:cs="Times New Roman"/>
@@ -810,7 +811,7 @@
     </w:p>
     <w:p>
       <w:pPr>
-        <w:spacing w:before="100" w:beforeAutospacing="1" w:after="100" w:afterAutospacing="1" w:line="240" w:lineRule="auto"/>
+        <w:spacing w:before="100" w:beforeAutospacing="1" w:after="100" w:afterAutospacing="1" w:line="360" w:lineRule="auto"/>
         <w:jc w:val="both"/>
         <w:rPr>
           <w:rFonts w:ascii="Times New Roman" w:eastAsia="Times New Roman" w:hAnsi="Times New Roman" w:cs="Times New Roman"/>
@@ -826,7 +827,6 @@
           <w:sz w:val="24"/>
           <w:szCs w:val="24"/>
         </w:rPr>
-        <w:lastRenderedPageBreak/>
         <w:t>Application Layer</w:t>
       </w:r>
     </w:p>
@@ -836,7 +836,7 @@
           <w:ilvl w:val="0"/>
           <w:numId w:val="3"/>
         </w:numPr>
-        <w:spacing w:before="100" w:beforeAutospacing="1" w:after="100" w:afterAutospacing="1" w:line="240" w:lineRule="auto"/>
+        <w:spacing w:before="100" w:beforeAutospacing="1" w:after="100" w:afterAutospacing="1" w:line="360" w:lineRule="auto"/>
         <w:jc w:val="both"/>
         <w:rPr>
           <w:rFonts w:ascii="Times New Roman" w:eastAsia="Times New Roman" w:hAnsi="Times New Roman" w:cs="Times New Roman"/>
@@ -859,7 +859,7 @@
           <w:ilvl w:val="0"/>
           <w:numId w:val="3"/>
         </w:numPr>
-        <w:spacing w:before="100" w:beforeAutospacing="1" w:after="100" w:afterAutospacing="1" w:line="240" w:lineRule="auto"/>
+        <w:spacing w:before="100" w:beforeAutospacing="1" w:after="100" w:afterAutospacing="1" w:line="360" w:lineRule="auto"/>
         <w:jc w:val="both"/>
         <w:rPr>
           <w:rFonts w:ascii="Times New Roman" w:eastAsia="Times New Roman" w:hAnsi="Times New Roman" w:cs="Times New Roman"/>
@@ -882,7 +882,7 @@
           <w:ilvl w:val="0"/>
           <w:numId w:val="3"/>
         </w:numPr>
-        <w:spacing w:before="100" w:beforeAutospacing="1" w:after="100" w:afterAutospacing="1" w:line="240" w:lineRule="auto"/>
+        <w:spacing w:before="100" w:beforeAutospacing="1" w:after="100" w:afterAutospacing="1" w:line="360" w:lineRule="auto"/>
         <w:jc w:val="both"/>
         <w:rPr>
           <w:rFonts w:ascii="Times New Roman" w:eastAsia="Times New Roman" w:hAnsi="Times New Roman" w:cs="Times New Roman"/>
@@ -905,7 +905,7 @@
           <w:ilvl w:val="0"/>
           <w:numId w:val="3"/>
         </w:numPr>
-        <w:spacing w:before="100" w:beforeAutospacing="1" w:after="100" w:afterAutospacing="1" w:line="240" w:lineRule="auto"/>
+        <w:spacing w:before="100" w:beforeAutospacing="1" w:after="100" w:afterAutospacing="1" w:line="360" w:lineRule="auto"/>
         <w:jc w:val="both"/>
         <w:rPr>
           <w:rFonts w:ascii="Times New Roman" w:eastAsia="Times New Roman" w:hAnsi="Times New Roman" w:cs="Times New Roman"/>
@@ -928,7 +928,7 @@
           <w:ilvl w:val="0"/>
           <w:numId w:val="3"/>
         </w:numPr>
-        <w:spacing w:before="100" w:beforeAutospacing="1" w:after="100" w:afterAutospacing="1" w:line="240" w:lineRule="auto"/>
+        <w:spacing w:before="100" w:beforeAutospacing="1" w:after="100" w:afterAutospacing="1" w:line="360" w:lineRule="auto"/>
         <w:jc w:val="both"/>
         <w:rPr>
           <w:rFonts w:ascii="Times New Roman" w:eastAsia="Times New Roman" w:hAnsi="Times New Roman" w:cs="Times New Roman"/>
@@ -951,7 +951,7 @@
           <w:ilvl w:val="0"/>
           <w:numId w:val="3"/>
         </w:numPr>
-        <w:spacing w:before="100" w:beforeAutospacing="1" w:after="100" w:afterAutospacing="1" w:line="240" w:lineRule="auto"/>
+        <w:spacing w:before="100" w:beforeAutospacing="1" w:after="100" w:afterAutospacing="1" w:line="360" w:lineRule="auto"/>
         <w:jc w:val="both"/>
         <w:rPr>
           <w:rFonts w:ascii="Times New Roman" w:eastAsia="Times New Roman" w:hAnsi="Times New Roman" w:cs="Times New Roman"/>
@@ -970,7 +970,7 @@
     </w:p>
     <w:p>
       <w:pPr>
-        <w:spacing w:before="100" w:beforeAutospacing="1" w:after="100" w:afterAutospacing="1" w:line="240" w:lineRule="auto"/>
+        <w:spacing w:before="100" w:beforeAutospacing="1" w:after="100" w:afterAutospacing="1" w:line="360" w:lineRule="auto"/>
         <w:jc w:val="both"/>
         <w:rPr>
           <w:rFonts w:ascii="Times New Roman" w:eastAsia="Times New Roman" w:hAnsi="Times New Roman" w:cs="Times New Roman"/>
@@ -995,7 +995,7 @@
           <w:ilvl w:val="0"/>
           <w:numId w:val="4"/>
         </w:numPr>
-        <w:spacing w:before="100" w:beforeAutospacing="1" w:after="100" w:afterAutospacing="1" w:line="240" w:lineRule="auto"/>
+        <w:spacing w:before="100" w:beforeAutospacing="1" w:after="100" w:afterAutospacing="1" w:line="360" w:lineRule="auto"/>
         <w:jc w:val="both"/>
         <w:rPr>
           <w:rFonts w:ascii="Times New Roman" w:eastAsia="Times New Roman" w:hAnsi="Times New Roman" w:cs="Times New Roman"/>
@@ -1020,7 +1020,7 @@
           <w:ilvl w:val="0"/>
           <w:numId w:val="4"/>
         </w:numPr>
-        <w:spacing w:before="100" w:beforeAutospacing="1" w:after="100" w:afterAutospacing="1" w:line="240" w:lineRule="auto"/>
+        <w:spacing w:before="100" w:beforeAutospacing="1" w:after="100" w:afterAutospacing="1" w:line="360" w:lineRule="auto"/>
         <w:jc w:val="both"/>
         <w:rPr>
           <w:rFonts w:ascii="Times New Roman" w:eastAsia="Times New Roman" w:hAnsi="Times New Roman" w:cs="Times New Roman"/>
@@ -1043,7 +1043,7 @@
           <w:ilvl w:val="0"/>
           <w:numId w:val="4"/>
         </w:numPr>
-        <w:spacing w:before="100" w:beforeAutospacing="1" w:after="100" w:afterAutospacing="1" w:line="240" w:lineRule="auto"/>
+        <w:spacing w:before="100" w:beforeAutospacing="1" w:after="100" w:afterAutospacing="1" w:line="360" w:lineRule="auto"/>
         <w:jc w:val="both"/>
         <w:rPr>
           <w:rFonts w:ascii="Times New Roman" w:eastAsia="Times New Roman" w:hAnsi="Times New Roman" w:cs="Times New Roman"/>
@@ -1066,7 +1066,7 @@
           <w:ilvl w:val="0"/>
           <w:numId w:val="4"/>
         </w:numPr>
-        <w:spacing w:before="100" w:beforeAutospacing="1" w:after="100" w:afterAutospacing="1" w:line="240" w:lineRule="auto"/>
+        <w:spacing w:before="100" w:beforeAutospacing="1" w:after="100" w:afterAutospacing="1" w:line="360" w:lineRule="auto"/>
         <w:jc w:val="both"/>
         <w:rPr>
           <w:rFonts w:ascii="Times New Roman" w:eastAsia="Times New Roman" w:hAnsi="Times New Roman" w:cs="Times New Roman"/>
@@ -1089,7 +1089,7 @@
           <w:ilvl w:val="0"/>
           <w:numId w:val="4"/>
         </w:numPr>
-        <w:spacing w:before="100" w:beforeAutospacing="1" w:after="100" w:afterAutospacing="1" w:line="240" w:lineRule="auto"/>
+        <w:spacing w:before="100" w:beforeAutospacing="1" w:after="100" w:afterAutospacing="1" w:line="360" w:lineRule="auto"/>
         <w:jc w:val="both"/>
         <w:rPr>
           <w:rFonts w:ascii="Times New Roman" w:eastAsia="Times New Roman" w:hAnsi="Times New Roman" w:cs="Times New Roman"/>
@@ -1112,7 +1112,7 @@
           <w:ilvl w:val="0"/>
           <w:numId w:val="4"/>
         </w:numPr>
-        <w:spacing w:before="100" w:beforeAutospacing="1" w:after="100" w:afterAutospacing="1" w:line="240" w:lineRule="auto"/>
+        <w:spacing w:before="100" w:beforeAutospacing="1" w:after="100" w:afterAutospacing="1" w:line="360" w:lineRule="auto"/>
         <w:jc w:val="both"/>
         <w:rPr>
           <w:rFonts w:ascii="Times New Roman" w:eastAsia="Times New Roman" w:hAnsi="Times New Roman" w:cs="Times New Roman"/>
@@ -1135,7 +1135,7 @@
           <w:ilvl w:val="0"/>
           <w:numId w:val="4"/>
         </w:numPr>
-        <w:spacing w:before="100" w:beforeAutospacing="1" w:after="100" w:afterAutospacing="1" w:line="240" w:lineRule="auto"/>
+        <w:spacing w:before="100" w:beforeAutospacing="1" w:after="100" w:afterAutospacing="1" w:line="360" w:lineRule="auto"/>
         <w:jc w:val="both"/>
         <w:rPr>
           <w:rFonts w:ascii="Times New Roman" w:eastAsia="Times New Roman" w:hAnsi="Times New Roman" w:cs="Times New Roman"/>
@@ -1158,7 +1158,7 @@
           <w:ilvl w:val="0"/>
           <w:numId w:val="4"/>
         </w:numPr>
-        <w:spacing w:before="100" w:beforeAutospacing="1" w:after="100" w:afterAutospacing="1" w:line="240" w:lineRule="auto"/>
+        <w:spacing w:before="100" w:beforeAutospacing="1" w:after="100" w:afterAutospacing="1" w:line="360" w:lineRule="auto"/>
         <w:jc w:val="both"/>
         <w:rPr>
           <w:rFonts w:ascii="Times New Roman" w:eastAsia="Times New Roman" w:hAnsi="Times New Roman" w:cs="Times New Roman"/>
@@ -1177,7 +1177,7 @@
     </w:p>
     <w:p>
       <w:pPr>
-        <w:spacing w:before="100" w:beforeAutospacing="1" w:after="100" w:afterAutospacing="1" w:line="240" w:lineRule="auto"/>
+        <w:spacing w:before="100" w:beforeAutospacing="1" w:after="100" w:afterAutospacing="1" w:line="360" w:lineRule="auto"/>
         <w:jc w:val="both"/>
         <w:rPr>
           <w:rFonts w:ascii="Times New Roman" w:eastAsia="Times New Roman" w:hAnsi="Times New Roman" w:cs="Times New Roman"/>
@@ -1202,20 +1202,21 @@
           <w:ilvl w:val="0"/>
           <w:numId w:val="5"/>
         </w:numPr>
-        <w:spacing w:before="100" w:beforeAutospacing="1" w:after="100" w:afterAutospacing="1" w:line="240" w:lineRule="auto"/>
-        <w:jc w:val="both"/>
-        <w:rPr>
-          <w:rFonts w:ascii="Times New Roman" w:eastAsia="Times New Roman" w:hAnsi="Times New Roman" w:cs="Times New Roman"/>
-          <w:sz w:val="24"/>
-          <w:szCs w:val="24"/>
-        </w:rPr>
-      </w:pPr>
-      <w:r>
-        <w:rPr>
-          <w:rFonts w:ascii="Times New Roman" w:eastAsia="Times New Roman" w:hAnsi="Times New Roman" w:cs="Times New Roman"/>
-          <w:sz w:val="24"/>
-          <w:szCs w:val="24"/>
-        </w:rPr>
+        <w:spacing w:before="100" w:beforeAutospacing="1" w:after="100" w:afterAutospacing="1" w:line="360" w:lineRule="auto"/>
+        <w:jc w:val="both"/>
+        <w:rPr>
+          <w:rFonts w:ascii="Times New Roman" w:eastAsia="Times New Roman" w:hAnsi="Times New Roman" w:cs="Times New Roman"/>
+          <w:sz w:val="24"/>
+          <w:szCs w:val="24"/>
+        </w:rPr>
+      </w:pPr>
+      <w:r>
+        <w:rPr>
+          <w:rFonts w:ascii="Times New Roman" w:eastAsia="Times New Roman" w:hAnsi="Times New Roman" w:cs="Times New Roman"/>
+          <w:sz w:val="24"/>
+          <w:szCs w:val="24"/>
+        </w:rPr>
+        <w:lastRenderedPageBreak/>
         <w:t>Google Gemini API</w:t>
       </w:r>
     </w:p>
@@ -1225,7 +1226,7 @@
           <w:ilvl w:val="0"/>
           <w:numId w:val="5"/>
         </w:numPr>
-        <w:spacing w:before="100" w:beforeAutospacing="1" w:after="100" w:afterAutospacing="1" w:line="240" w:lineRule="auto"/>
+        <w:spacing w:before="100" w:beforeAutospacing="1" w:after="100" w:afterAutospacing="1" w:line="360" w:lineRule="auto"/>
         <w:jc w:val="both"/>
         <w:rPr>
           <w:rFonts w:ascii="Times New Roman" w:eastAsia="Times New Roman" w:hAnsi="Times New Roman" w:cs="Times New Roman"/>
@@ -1248,7 +1249,7 @@
           <w:ilvl w:val="0"/>
           <w:numId w:val="5"/>
         </w:numPr>
-        <w:spacing w:before="100" w:beforeAutospacing="1" w:after="100" w:afterAutospacing="1" w:line="240" w:lineRule="auto"/>
+        <w:spacing w:before="100" w:beforeAutospacing="1" w:after="100" w:afterAutospacing="1" w:line="360" w:lineRule="auto"/>
         <w:jc w:val="both"/>
         <w:rPr>
           <w:rFonts w:ascii="Times New Roman" w:eastAsia="Times New Roman" w:hAnsi="Times New Roman" w:cs="Times New Roman"/>
@@ -1271,7 +1272,7 @@
           <w:ilvl w:val="0"/>
           <w:numId w:val="5"/>
         </w:numPr>
-        <w:spacing w:before="100" w:beforeAutospacing="1" w:after="100" w:afterAutospacing="1" w:line="240" w:lineRule="auto"/>
+        <w:spacing w:before="100" w:beforeAutospacing="1" w:after="100" w:afterAutospacing="1" w:line="360" w:lineRule="auto"/>
         <w:jc w:val="both"/>
         <w:rPr>
           <w:rFonts w:ascii="Times New Roman" w:eastAsia="Times New Roman" w:hAnsi="Times New Roman" w:cs="Times New Roman"/>
@@ -1294,7 +1295,7 @@
           <w:ilvl w:val="0"/>
           <w:numId w:val="5"/>
         </w:numPr>
-        <w:spacing w:before="100" w:beforeAutospacing="1" w:after="100" w:afterAutospacing="1" w:line="240" w:lineRule="auto"/>
+        <w:spacing w:before="100" w:beforeAutospacing="1" w:after="100" w:afterAutospacing="1" w:line="360" w:lineRule="auto"/>
         <w:jc w:val="both"/>
         <w:rPr>
           <w:rFonts w:ascii="Times New Roman" w:eastAsia="Times New Roman" w:hAnsi="Times New Roman" w:cs="Times New Roman"/>
@@ -1317,7 +1318,7 @@
           <w:ilvl w:val="0"/>
           <w:numId w:val="5"/>
         </w:numPr>
-        <w:spacing w:before="100" w:beforeAutospacing="1" w:after="100" w:afterAutospacing="1" w:line="240" w:lineRule="auto"/>
+        <w:spacing w:before="100" w:beforeAutospacing="1" w:after="100" w:afterAutospacing="1" w:line="360" w:lineRule="auto"/>
         <w:jc w:val="both"/>
         <w:rPr>
           <w:rFonts w:ascii="Times New Roman" w:eastAsia="Times New Roman" w:hAnsi="Times New Roman" w:cs="Times New Roman"/>
@@ -1340,7 +1341,7 @@
           <w:ilvl w:val="0"/>
           <w:numId w:val="5"/>
         </w:numPr>
-        <w:spacing w:before="100" w:beforeAutospacing="1" w:after="100" w:afterAutospacing="1" w:line="240" w:lineRule="auto"/>
+        <w:spacing w:before="100" w:beforeAutospacing="1" w:after="100" w:afterAutospacing="1" w:line="360" w:lineRule="auto"/>
         <w:jc w:val="both"/>
         <w:rPr>
           <w:rFonts w:ascii="Times New Roman" w:eastAsia="Times New Roman" w:hAnsi="Times New Roman" w:cs="Times New Roman"/>
@@ -1369,7 +1370,7 @@
     </w:p>
     <w:p>
       <w:pPr>
-        <w:spacing w:before="100" w:beforeAutospacing="1" w:after="100" w:afterAutospacing="1" w:line="240" w:lineRule="auto"/>
+        <w:spacing w:before="100" w:beforeAutospacing="1" w:after="100" w:afterAutospacing="1" w:line="360" w:lineRule="auto"/>
         <w:jc w:val="both"/>
         <w:outlineLvl w:val="2"/>
         <w:rPr>
@@ -1393,7 +1394,7 @@
     </w:p>
     <w:p>
       <w:pPr>
-        <w:spacing w:before="100" w:beforeAutospacing="1" w:after="100" w:afterAutospacing="1" w:line="240" w:lineRule="auto"/>
+        <w:spacing w:before="100" w:beforeAutospacing="1" w:after="100" w:afterAutospacing="1" w:line="360" w:lineRule="auto"/>
         <w:jc w:val="both"/>
         <w:rPr>
           <w:rFonts w:ascii="Times New Roman" w:eastAsia="Times New Roman" w:hAnsi="Times New Roman" w:cs="Times New Roman"/>
@@ -1412,7 +1413,7 @@
     </w:p>
     <w:p>
       <w:pPr>
-        <w:spacing w:before="100" w:beforeAutospacing="1" w:after="100" w:afterAutospacing="1" w:line="240" w:lineRule="auto"/>
+        <w:spacing w:before="100" w:beforeAutospacing="1" w:after="100" w:afterAutospacing="1" w:line="360" w:lineRule="auto"/>
         <w:jc w:val="both"/>
         <w:rPr>
           <w:rFonts w:ascii="Times New Roman" w:eastAsia="Times New Roman" w:hAnsi="Times New Roman" w:cs="Times New Roman"/>
@@ -1453,7 +1454,7 @@
           <w:ilvl w:val="0"/>
           <w:numId w:val="6"/>
         </w:numPr>
-        <w:spacing w:before="100" w:beforeAutospacing="1" w:after="100" w:afterAutospacing="1" w:line="240" w:lineRule="auto"/>
+        <w:spacing w:before="100" w:beforeAutospacing="1" w:after="100" w:afterAutospacing="1" w:line="360" w:lineRule="auto"/>
         <w:jc w:val="both"/>
         <w:rPr>
           <w:rFonts w:ascii="Times New Roman" w:eastAsia="Times New Roman" w:hAnsi="Times New Roman" w:cs="Times New Roman"/>
@@ -1476,7 +1477,7 @@
           <w:ilvl w:val="0"/>
           <w:numId w:val="6"/>
         </w:numPr>
-        <w:spacing w:before="100" w:beforeAutospacing="1" w:after="100" w:afterAutospacing="1" w:line="240" w:lineRule="auto"/>
+        <w:spacing w:before="100" w:beforeAutospacing="1" w:after="100" w:afterAutospacing="1" w:line="360" w:lineRule="auto"/>
         <w:jc w:val="both"/>
         <w:rPr>
           <w:rFonts w:ascii="Times New Roman" w:eastAsia="Times New Roman" w:hAnsi="Times New Roman" w:cs="Times New Roman"/>
@@ -1499,7 +1500,7 @@
           <w:ilvl w:val="0"/>
           <w:numId w:val="6"/>
         </w:numPr>
-        <w:spacing w:before="100" w:beforeAutospacing="1" w:after="100" w:afterAutospacing="1" w:line="240" w:lineRule="auto"/>
+        <w:spacing w:before="100" w:beforeAutospacing="1" w:after="100" w:afterAutospacing="1" w:line="360" w:lineRule="auto"/>
         <w:jc w:val="both"/>
         <w:rPr>
           <w:rFonts w:ascii="Times New Roman" w:eastAsia="Times New Roman" w:hAnsi="Times New Roman" w:cs="Times New Roman"/>
@@ -1522,7 +1523,7 @@
           <w:ilvl w:val="0"/>
           <w:numId w:val="6"/>
         </w:numPr>
-        <w:spacing w:before="100" w:beforeAutospacing="1" w:after="100" w:afterAutospacing="1" w:line="240" w:lineRule="auto"/>
+        <w:spacing w:before="100" w:beforeAutospacing="1" w:after="100" w:afterAutospacing="1" w:line="360" w:lineRule="auto"/>
         <w:jc w:val="both"/>
         <w:rPr>
           <w:rFonts w:ascii="Times New Roman" w:eastAsia="Times New Roman" w:hAnsi="Times New Roman" w:cs="Times New Roman"/>
@@ -1545,7 +1546,7 @@
           <w:ilvl w:val="0"/>
           <w:numId w:val="6"/>
         </w:numPr>
-        <w:spacing w:before="100" w:beforeAutospacing="1" w:after="100" w:afterAutospacing="1" w:line="240" w:lineRule="auto"/>
+        <w:spacing w:before="100" w:beforeAutospacing="1" w:after="100" w:afterAutospacing="1" w:line="360" w:lineRule="auto"/>
         <w:jc w:val="both"/>
         <w:rPr>
           <w:rFonts w:ascii="Times New Roman" w:eastAsia="Times New Roman" w:hAnsi="Times New Roman" w:cs="Times New Roman"/>
@@ -1568,7 +1569,7 @@
           <w:ilvl w:val="0"/>
           <w:numId w:val="6"/>
         </w:numPr>
-        <w:spacing w:before="100" w:beforeAutospacing="1" w:after="100" w:afterAutospacing="1" w:line="240" w:lineRule="auto"/>
+        <w:spacing w:before="100" w:beforeAutospacing="1" w:after="100" w:afterAutospacing="1" w:line="360" w:lineRule="auto"/>
         <w:jc w:val="both"/>
         <w:rPr>
           <w:rFonts w:ascii="Times New Roman" w:eastAsia="Times New Roman" w:hAnsi="Times New Roman" w:cs="Times New Roman"/>
@@ -1591,7 +1592,7 @@
           <w:ilvl w:val="0"/>
           <w:numId w:val="6"/>
         </w:numPr>
-        <w:spacing w:before="100" w:beforeAutospacing="1" w:after="100" w:afterAutospacing="1" w:line="240" w:lineRule="auto"/>
+        <w:spacing w:before="100" w:beforeAutospacing="1" w:after="100" w:afterAutospacing="1" w:line="360" w:lineRule="auto"/>
         <w:jc w:val="both"/>
         <w:rPr>
           <w:rFonts w:ascii="Times New Roman" w:eastAsia="Times New Roman" w:hAnsi="Times New Roman" w:cs="Times New Roman"/>
@@ -1614,7 +1615,7 @@
           <w:ilvl w:val="0"/>
           <w:numId w:val="6"/>
         </w:numPr>
-        <w:spacing w:before="100" w:beforeAutospacing="1" w:after="100" w:afterAutospacing="1" w:line="240" w:lineRule="auto"/>
+        <w:spacing w:before="100" w:beforeAutospacing="1" w:after="100" w:afterAutospacing="1" w:line="360" w:lineRule="auto"/>
         <w:jc w:val="both"/>
         <w:rPr>
           <w:rFonts w:ascii="Times New Roman" w:eastAsia="Times New Roman" w:hAnsi="Times New Roman" w:cs="Times New Roman"/>
@@ -1637,7 +1638,7 @@
           <w:ilvl w:val="0"/>
           <w:numId w:val="6"/>
         </w:numPr>
-        <w:spacing w:before="100" w:beforeAutospacing="1" w:after="100" w:afterAutospacing="1" w:line="240" w:lineRule="auto"/>
+        <w:spacing w:before="100" w:beforeAutospacing="1" w:after="100" w:afterAutospacing="1" w:line="360" w:lineRule="auto"/>
         <w:jc w:val="both"/>
         <w:rPr>
           <w:rFonts w:ascii="Times New Roman" w:eastAsia="Times New Roman" w:hAnsi="Times New Roman" w:cs="Times New Roman"/>
@@ -1660,7 +1661,7 @@
           <w:ilvl w:val="0"/>
           <w:numId w:val="6"/>
         </w:numPr>
-        <w:spacing w:before="100" w:beforeAutospacing="1" w:after="100" w:afterAutospacing="1" w:line="240" w:lineRule="auto"/>
+        <w:spacing w:before="100" w:beforeAutospacing="1" w:after="100" w:afterAutospacing="1" w:line="360" w:lineRule="auto"/>
         <w:jc w:val="both"/>
         <w:rPr>
           <w:rFonts w:ascii="Times New Roman" w:eastAsia="Times New Roman" w:hAnsi="Times New Roman" w:cs="Times New Roman"/>
@@ -1683,21 +1684,20 @@
           <w:ilvl w:val="0"/>
           <w:numId w:val="6"/>
         </w:numPr>
-        <w:spacing w:before="100" w:beforeAutospacing="1" w:after="100" w:afterAutospacing="1" w:line="240" w:lineRule="auto"/>
-        <w:jc w:val="both"/>
-        <w:rPr>
-          <w:rFonts w:ascii="Times New Roman" w:eastAsia="Times New Roman" w:hAnsi="Times New Roman" w:cs="Times New Roman"/>
-          <w:sz w:val="24"/>
-          <w:szCs w:val="24"/>
-        </w:rPr>
-      </w:pPr>
-      <w:r>
-        <w:rPr>
-          <w:rFonts w:ascii="Times New Roman" w:eastAsia="Times New Roman" w:hAnsi="Times New Roman" w:cs="Times New Roman"/>
-          <w:sz w:val="24"/>
-          <w:szCs w:val="24"/>
-        </w:rPr>
-        <w:lastRenderedPageBreak/>
+        <w:spacing w:before="100" w:beforeAutospacing="1" w:after="100" w:afterAutospacing="1" w:line="360" w:lineRule="auto"/>
+        <w:jc w:val="both"/>
+        <w:rPr>
+          <w:rFonts w:ascii="Times New Roman" w:eastAsia="Times New Roman" w:hAnsi="Times New Roman" w:cs="Times New Roman"/>
+          <w:sz w:val="24"/>
+          <w:szCs w:val="24"/>
+        </w:rPr>
+      </w:pPr>
+      <w:r>
+        <w:rPr>
+          <w:rFonts w:ascii="Times New Roman" w:eastAsia="Times New Roman" w:hAnsi="Times New Roman" w:cs="Times New Roman"/>
+          <w:sz w:val="24"/>
+          <w:szCs w:val="24"/>
+        </w:rPr>
         <w:t>Skill Gap Analysis</w:t>
       </w:r>
     </w:p>
@@ -1707,7 +1707,7 @@
           <w:ilvl w:val="0"/>
           <w:numId w:val="6"/>
         </w:numPr>
-        <w:spacing w:before="100" w:beforeAutospacing="1" w:after="100" w:afterAutospacing="1" w:line="240" w:lineRule="auto"/>
+        <w:spacing w:before="100" w:beforeAutospacing="1" w:after="100" w:afterAutospacing="1" w:line="360" w:lineRule="auto"/>
         <w:jc w:val="both"/>
         <w:rPr>
           <w:rFonts w:ascii="Times New Roman" w:eastAsia="Times New Roman" w:hAnsi="Times New Roman" w:cs="Times New Roman"/>
@@ -1740,7 +1740,7 @@
           <w:ilvl w:val="0"/>
           <w:numId w:val="6"/>
         </w:numPr>
-        <w:spacing w:before="100" w:beforeAutospacing="1" w:after="100" w:afterAutospacing="1" w:line="240" w:lineRule="auto"/>
+        <w:spacing w:before="100" w:beforeAutospacing="1" w:after="100" w:afterAutospacing="1" w:line="360" w:lineRule="auto"/>
         <w:jc w:val="both"/>
         <w:rPr>
           <w:rFonts w:ascii="Times New Roman" w:eastAsia="Times New Roman" w:hAnsi="Times New Roman" w:cs="Times New Roman"/>
@@ -1763,7 +1763,7 @@
           <w:ilvl w:val="0"/>
           <w:numId w:val="6"/>
         </w:numPr>
-        <w:spacing w:before="100" w:beforeAutospacing="1" w:after="100" w:afterAutospacing="1" w:line="240" w:lineRule="auto"/>
+        <w:spacing w:before="100" w:beforeAutospacing="1" w:after="100" w:afterAutospacing="1" w:line="360" w:lineRule="auto"/>
         <w:jc w:val="both"/>
         <w:rPr>
           <w:rFonts w:ascii="Times New Roman" w:eastAsia="Times New Roman" w:hAnsi="Times New Roman" w:cs="Times New Roman"/>
@@ -1786,7 +1786,7 @@
           <w:ilvl w:val="0"/>
           <w:numId w:val="6"/>
         </w:numPr>
-        <w:spacing w:before="100" w:beforeAutospacing="1" w:after="100" w:afterAutospacing="1" w:line="240" w:lineRule="auto"/>
+        <w:spacing w:before="100" w:beforeAutospacing="1" w:after="100" w:afterAutospacing="1" w:line="360" w:lineRule="auto"/>
         <w:jc w:val="both"/>
         <w:rPr>
           <w:rFonts w:ascii="Times New Roman" w:eastAsia="Times New Roman" w:hAnsi="Times New Roman" w:cs="Times New Roman"/>
@@ -1805,7 +1805,7 @@
     </w:p>
     <w:p>
       <w:pPr>
-        <w:spacing w:before="100" w:beforeAutospacing="1" w:after="100" w:afterAutospacing="1" w:line="240" w:lineRule="auto"/>
+        <w:spacing w:before="100" w:beforeAutospacing="1" w:after="100" w:afterAutospacing="1" w:line="360" w:lineRule="auto"/>
         <w:jc w:val="both"/>
         <w:rPr>
           <w:rFonts w:ascii="Times New Roman" w:eastAsia="Times New Roman" w:hAnsi="Times New Roman" w:cs="Times New Roman"/>
@@ -1824,7 +1824,18 @@
     </w:p>
     <w:p>
       <w:pPr>
-        <w:spacing w:before="100" w:beforeAutospacing="1" w:after="100" w:afterAutospacing="1" w:line="240" w:lineRule="auto"/>
+        <w:spacing w:before="100" w:beforeAutospacing="1" w:after="100" w:afterAutospacing="1" w:line="360" w:lineRule="auto"/>
+        <w:jc w:val="both"/>
+        <w:rPr>
+          <w:rFonts w:ascii="Times New Roman" w:eastAsia="Times New Roman" w:hAnsi="Times New Roman" w:cs="Times New Roman"/>
+          <w:sz w:val="24"/>
+          <w:szCs w:val="24"/>
+        </w:rPr>
+      </w:pPr>
+    </w:p>
+    <w:p>
+      <w:pPr>
+        <w:spacing w:before="100" w:beforeAutospacing="1" w:after="100" w:afterAutospacing="1" w:line="360" w:lineRule="auto"/>
         <w:jc w:val="both"/>
         <w:outlineLvl w:val="2"/>
         <w:rPr>
@@ -1843,12 +1854,13 @@
           <w:sz w:val="24"/>
           <w:szCs w:val="24"/>
         </w:rPr>
+        <w:lastRenderedPageBreak/>
         <w:t>5. Backend Architecture</w:t>
       </w:r>
     </w:p>
     <w:p>
       <w:pPr>
-        <w:spacing w:before="100" w:beforeAutospacing="1" w:after="100" w:afterAutospacing="1" w:line="240" w:lineRule="auto"/>
+        <w:spacing w:before="100" w:beforeAutospacing="1" w:after="100" w:afterAutospacing="1" w:line="360" w:lineRule="auto"/>
         <w:jc w:val="both"/>
         <w:rPr>
           <w:rFonts w:ascii="Times New Roman" w:eastAsia="Times New Roman" w:hAnsi="Times New Roman" w:cs="Times New Roman"/>
@@ -1867,7 +1879,7 @@
     </w:p>
     <w:p>
       <w:pPr>
-        <w:spacing w:before="100" w:beforeAutospacing="1" w:after="100" w:afterAutospacing="1" w:line="240" w:lineRule="auto"/>
+        <w:spacing w:before="100" w:beforeAutospacing="1" w:after="100" w:afterAutospacing="1" w:line="360" w:lineRule="auto"/>
         <w:jc w:val="both"/>
         <w:rPr>
           <w:rFonts w:ascii="Times New Roman" w:eastAsia="Times New Roman" w:hAnsi="Times New Roman" w:cs="Times New Roman"/>
@@ -1890,7 +1902,7 @@
           <w:ilvl w:val="0"/>
           <w:numId w:val="7"/>
         </w:numPr>
-        <w:spacing w:before="100" w:beforeAutospacing="1" w:after="100" w:afterAutospacing="1" w:line="240" w:lineRule="auto"/>
+        <w:spacing w:before="100" w:beforeAutospacing="1" w:after="100" w:afterAutospacing="1" w:line="360" w:lineRule="auto"/>
         <w:jc w:val="both"/>
         <w:rPr>
           <w:rFonts w:ascii="Times New Roman" w:eastAsia="Times New Roman" w:hAnsi="Times New Roman" w:cs="Times New Roman"/>
@@ -1913,7 +1925,7 @@
           <w:ilvl w:val="0"/>
           <w:numId w:val="7"/>
         </w:numPr>
-        <w:spacing w:before="100" w:beforeAutospacing="1" w:after="100" w:afterAutospacing="1" w:line="240" w:lineRule="auto"/>
+        <w:spacing w:before="100" w:beforeAutospacing="1" w:after="100" w:afterAutospacing="1" w:line="360" w:lineRule="auto"/>
         <w:jc w:val="both"/>
         <w:rPr>
           <w:rFonts w:ascii="Times New Roman" w:eastAsia="Times New Roman" w:hAnsi="Times New Roman" w:cs="Times New Roman"/>
@@ -1936,7 +1948,7 @@
           <w:ilvl w:val="0"/>
           <w:numId w:val="7"/>
         </w:numPr>
-        <w:spacing w:before="100" w:beforeAutospacing="1" w:after="100" w:afterAutospacing="1" w:line="240" w:lineRule="auto"/>
+        <w:spacing w:before="100" w:beforeAutospacing="1" w:after="100" w:afterAutospacing="1" w:line="360" w:lineRule="auto"/>
         <w:jc w:val="both"/>
         <w:rPr>
           <w:rFonts w:ascii="Times New Roman" w:eastAsia="Times New Roman" w:hAnsi="Times New Roman" w:cs="Times New Roman"/>
@@ -1959,7 +1971,7 @@
           <w:ilvl w:val="0"/>
           <w:numId w:val="7"/>
         </w:numPr>
-        <w:spacing w:before="100" w:beforeAutospacing="1" w:after="100" w:afterAutospacing="1" w:line="240" w:lineRule="auto"/>
+        <w:spacing w:before="100" w:beforeAutospacing="1" w:after="100" w:afterAutospacing="1" w:line="360" w:lineRule="auto"/>
         <w:jc w:val="both"/>
         <w:rPr>
           <w:rFonts w:ascii="Times New Roman" w:eastAsia="Times New Roman" w:hAnsi="Times New Roman" w:cs="Times New Roman"/>
@@ -1982,7 +1994,7 @@
           <w:ilvl w:val="0"/>
           <w:numId w:val="7"/>
         </w:numPr>
-        <w:spacing w:before="100" w:beforeAutospacing="1" w:after="100" w:afterAutospacing="1" w:line="240" w:lineRule="auto"/>
+        <w:spacing w:before="100" w:beforeAutospacing="1" w:after="100" w:afterAutospacing="1" w:line="360" w:lineRule="auto"/>
         <w:jc w:val="both"/>
         <w:rPr>
           <w:rFonts w:ascii="Times New Roman" w:eastAsia="Times New Roman" w:hAnsi="Times New Roman" w:cs="Times New Roman"/>
@@ -2005,7 +2017,7 @@
           <w:ilvl w:val="0"/>
           <w:numId w:val="7"/>
         </w:numPr>
-        <w:spacing w:before="100" w:beforeAutospacing="1" w:after="100" w:afterAutospacing="1" w:line="240" w:lineRule="auto"/>
+        <w:spacing w:before="100" w:beforeAutospacing="1" w:after="100" w:afterAutospacing="1" w:line="360" w:lineRule="auto"/>
         <w:jc w:val="both"/>
         <w:rPr>
           <w:rFonts w:ascii="Times New Roman" w:eastAsia="Times New Roman" w:hAnsi="Times New Roman" w:cs="Times New Roman"/>
@@ -2028,7 +2040,7 @@
           <w:ilvl w:val="0"/>
           <w:numId w:val="7"/>
         </w:numPr>
-        <w:spacing w:before="100" w:beforeAutospacing="1" w:after="100" w:afterAutospacing="1" w:line="240" w:lineRule="auto"/>
+        <w:spacing w:before="100" w:beforeAutospacing="1" w:after="100" w:afterAutospacing="1" w:line="360" w:lineRule="auto"/>
         <w:jc w:val="both"/>
         <w:rPr>
           <w:rFonts w:ascii="Times New Roman" w:eastAsia="Times New Roman" w:hAnsi="Times New Roman" w:cs="Times New Roman"/>
@@ -2047,7 +2059,7 @@
     </w:p>
     <w:p>
       <w:pPr>
-        <w:spacing w:before="100" w:beforeAutospacing="1" w:after="100" w:afterAutospacing="1" w:line="240" w:lineRule="auto"/>
+        <w:spacing w:before="100" w:beforeAutospacing="1" w:after="100" w:afterAutospacing="1" w:line="360" w:lineRule="auto"/>
         <w:jc w:val="both"/>
         <w:rPr>
           <w:rFonts w:ascii="Times New Roman" w:eastAsia="Times New Roman" w:hAnsi="Times New Roman" w:cs="Times New Roman"/>
@@ -2084,7 +2096,7 @@
     </w:p>
     <w:p>
       <w:pPr>
-        <w:spacing w:before="100" w:beforeAutospacing="1" w:after="100" w:afterAutospacing="1" w:line="240" w:lineRule="auto"/>
+        <w:spacing w:before="100" w:beforeAutospacing="1" w:after="100" w:afterAutospacing="1" w:line="360" w:lineRule="auto"/>
         <w:jc w:val="both"/>
         <w:outlineLvl w:val="2"/>
         <w:rPr>
@@ -2108,7 +2120,7 @@
     </w:p>
     <w:p>
       <w:pPr>
-        <w:spacing w:before="100" w:beforeAutospacing="1" w:after="100" w:afterAutospacing="1" w:line="240" w:lineRule="auto"/>
+        <w:spacing w:before="100" w:beforeAutospacing="1" w:after="100" w:afterAutospacing="1" w:line="360" w:lineRule="auto"/>
         <w:jc w:val="both"/>
         <w:rPr>
           <w:rFonts w:ascii="Times New Roman" w:eastAsia="Times New Roman" w:hAnsi="Times New Roman" w:cs="Times New Roman"/>
@@ -2127,7 +2139,7 @@
     </w:p>
     <w:p>
       <w:pPr>
-        <w:spacing w:before="100" w:beforeAutospacing="1" w:after="100" w:afterAutospacing="1" w:line="240" w:lineRule="auto"/>
+        <w:spacing w:before="100" w:beforeAutospacing="1" w:after="100" w:afterAutospacing="1" w:line="360" w:lineRule="auto"/>
         <w:jc w:val="both"/>
         <w:rPr>
           <w:rFonts w:ascii="Times New Roman" w:eastAsia="Times New Roman" w:hAnsi="Times New Roman" w:cs="Times New Roman"/>
@@ -2150,7 +2162,7 @@
           <w:ilvl w:val="0"/>
           <w:numId w:val="8"/>
         </w:numPr>
-        <w:spacing w:before="100" w:beforeAutospacing="1" w:after="100" w:afterAutospacing="1" w:line="240" w:lineRule="auto"/>
+        <w:spacing w:before="100" w:beforeAutospacing="1" w:after="100" w:afterAutospacing="1" w:line="360" w:lineRule="auto"/>
         <w:jc w:val="both"/>
         <w:rPr>
           <w:rFonts w:ascii="Times New Roman" w:eastAsia="Times New Roman" w:hAnsi="Times New Roman" w:cs="Times New Roman"/>
@@ -2173,7 +2185,7 @@
           <w:ilvl w:val="0"/>
           <w:numId w:val="8"/>
         </w:numPr>
-        <w:spacing w:before="100" w:beforeAutospacing="1" w:after="100" w:afterAutospacing="1" w:line="240" w:lineRule="auto"/>
+        <w:spacing w:before="100" w:beforeAutospacing="1" w:after="100" w:afterAutospacing="1" w:line="360" w:lineRule="auto"/>
         <w:jc w:val="both"/>
         <w:rPr>
           <w:rFonts w:ascii="Times New Roman" w:eastAsia="Times New Roman" w:hAnsi="Times New Roman" w:cs="Times New Roman"/>
@@ -2196,7 +2208,7 @@
           <w:ilvl w:val="0"/>
           <w:numId w:val="8"/>
         </w:numPr>
-        <w:spacing w:before="100" w:beforeAutospacing="1" w:after="100" w:afterAutospacing="1" w:line="240" w:lineRule="auto"/>
+        <w:spacing w:before="100" w:beforeAutospacing="1" w:after="100" w:afterAutospacing="1" w:line="360" w:lineRule="auto"/>
         <w:jc w:val="both"/>
         <w:rPr>
           <w:rFonts w:ascii="Times New Roman" w:eastAsia="Times New Roman" w:hAnsi="Times New Roman" w:cs="Times New Roman"/>
@@ -2219,7 +2231,7 @@
           <w:ilvl w:val="0"/>
           <w:numId w:val="8"/>
         </w:numPr>
-        <w:spacing w:before="100" w:beforeAutospacing="1" w:after="100" w:afterAutospacing="1" w:line="240" w:lineRule="auto"/>
+        <w:spacing w:before="100" w:beforeAutospacing="1" w:after="100" w:afterAutospacing="1" w:line="360" w:lineRule="auto"/>
         <w:jc w:val="both"/>
         <w:rPr>
           <w:rFonts w:ascii="Times New Roman" w:eastAsia="Times New Roman" w:hAnsi="Times New Roman" w:cs="Times New Roman"/>
@@ -2242,7 +2254,7 @@
           <w:ilvl w:val="0"/>
           <w:numId w:val="8"/>
         </w:numPr>
-        <w:spacing w:before="100" w:beforeAutospacing="1" w:after="100" w:afterAutospacing="1" w:line="240" w:lineRule="auto"/>
+        <w:spacing w:before="100" w:beforeAutospacing="1" w:after="100" w:afterAutospacing="1" w:line="360" w:lineRule="auto"/>
         <w:jc w:val="both"/>
         <w:rPr>
           <w:rFonts w:ascii="Times New Roman" w:eastAsia="Times New Roman" w:hAnsi="Times New Roman" w:cs="Times New Roman"/>
@@ -2265,7 +2277,7 @@
           <w:ilvl w:val="0"/>
           <w:numId w:val="8"/>
         </w:numPr>
-        <w:spacing w:before="100" w:beforeAutospacing="1" w:after="100" w:afterAutospacing="1" w:line="240" w:lineRule="auto"/>
+        <w:spacing w:before="100" w:beforeAutospacing="1" w:after="100" w:afterAutospacing="1" w:line="360" w:lineRule="auto"/>
         <w:jc w:val="both"/>
         <w:rPr>
           <w:rFonts w:ascii="Times New Roman" w:eastAsia="Times New Roman" w:hAnsi="Times New Roman" w:cs="Times New Roman"/>
@@ -2288,7 +2300,7 @@
           <w:ilvl w:val="0"/>
           <w:numId w:val="8"/>
         </w:numPr>
-        <w:spacing w:before="100" w:beforeAutospacing="1" w:after="100" w:afterAutospacing="1" w:line="240" w:lineRule="auto"/>
+        <w:spacing w:before="100" w:beforeAutospacing="1" w:after="100" w:afterAutospacing="1" w:line="360" w:lineRule="auto"/>
         <w:jc w:val="both"/>
         <w:rPr>
           <w:rFonts w:ascii="Times New Roman" w:eastAsia="Times New Roman" w:hAnsi="Times New Roman" w:cs="Times New Roman"/>
@@ -2307,7 +2319,7 @@
     </w:p>
     <w:p>
       <w:pPr>
-        <w:spacing w:before="100" w:beforeAutospacing="1" w:after="100" w:afterAutospacing="1" w:line="240" w:lineRule="auto"/>
+        <w:spacing w:before="100" w:beforeAutospacing="1" w:after="100" w:afterAutospacing="1" w:line="360" w:lineRule="auto"/>
         <w:jc w:val="both"/>
         <w:rPr>
           <w:rFonts w:ascii="Times New Roman" w:eastAsia="Times New Roman" w:hAnsi="Times New Roman" w:cs="Times New Roman"/>
@@ -2326,7 +2338,18 @@
     </w:p>
     <w:p>
       <w:pPr>
-        <w:spacing w:before="100" w:beforeAutospacing="1" w:after="100" w:afterAutospacing="1" w:line="240" w:lineRule="auto"/>
+        <w:spacing w:before="100" w:beforeAutospacing="1" w:after="100" w:afterAutospacing="1" w:line="360" w:lineRule="auto"/>
+        <w:jc w:val="both"/>
+        <w:rPr>
+          <w:rFonts w:ascii="Times New Roman" w:eastAsia="Times New Roman" w:hAnsi="Times New Roman" w:cs="Times New Roman"/>
+          <w:sz w:val="24"/>
+          <w:szCs w:val="24"/>
+        </w:rPr>
+      </w:pPr>
+    </w:p>
+    <w:p>
+      <w:pPr>
+        <w:spacing w:before="100" w:beforeAutospacing="1" w:after="100" w:afterAutospacing="1" w:line="360" w:lineRule="auto"/>
         <w:jc w:val="both"/>
         <w:outlineLvl w:val="2"/>
         <w:rPr>
@@ -2345,12 +2368,13 @@
           <w:sz w:val="24"/>
           <w:szCs w:val="24"/>
         </w:rPr>
+        <w:lastRenderedPageBreak/>
         <w:t>7. AI Integration Architecture</w:t>
       </w:r>
     </w:p>
     <w:p>
       <w:pPr>
-        <w:spacing w:before="100" w:beforeAutospacing="1" w:after="100" w:afterAutospacing="1" w:line="240" w:lineRule="auto"/>
+        <w:spacing w:before="100" w:beforeAutospacing="1" w:after="100" w:afterAutospacing="1" w:line="360" w:lineRule="auto"/>
         <w:jc w:val="both"/>
         <w:rPr>
           <w:rFonts w:ascii="Times New Roman" w:eastAsia="Times New Roman" w:hAnsi="Times New Roman" w:cs="Times New Roman"/>
@@ -2369,7 +2393,7 @@
     </w:p>
     <w:p>
       <w:pPr>
-        <w:spacing w:before="100" w:beforeAutospacing="1" w:after="100" w:afterAutospacing="1" w:line="240" w:lineRule="auto"/>
+        <w:spacing w:before="100" w:beforeAutospacing="1" w:after="100" w:afterAutospacing="1" w:line="360" w:lineRule="auto"/>
         <w:jc w:val="both"/>
         <w:rPr>
           <w:rFonts w:ascii="Times New Roman" w:eastAsia="Times New Roman" w:hAnsi="Times New Roman" w:cs="Times New Roman"/>
@@ -2388,7 +2412,7 @@
     </w:p>
     <w:p>
       <w:pPr>
-        <w:spacing w:before="100" w:beforeAutospacing="1" w:after="100" w:afterAutospacing="1" w:line="240" w:lineRule="auto"/>
+        <w:spacing w:before="100" w:beforeAutospacing="1" w:after="100" w:afterAutospacing="1" w:line="360" w:lineRule="auto"/>
         <w:jc w:val="both"/>
         <w:rPr>
           <w:rFonts w:ascii="Times New Roman" w:eastAsia="Times New Roman" w:hAnsi="Times New Roman" w:cs="Times New Roman"/>
@@ -2404,13 +2428,12 @@
           <w:sz w:val="24"/>
           <w:szCs w:val="24"/>
         </w:rPr>
-        <w:lastRenderedPageBreak/>
         <w:t>User Information → Backend AI Controller → Gemini AI Service → Gemini API → AI Response → Backend → React Frontend</w:t>
       </w:r>
     </w:p>
     <w:p>
       <w:pPr>
-        <w:spacing w:before="100" w:beforeAutospacing="1" w:after="100" w:afterAutospacing="1" w:line="240" w:lineRule="auto"/>
+        <w:spacing w:before="100" w:beforeAutospacing="1" w:after="100" w:afterAutospacing="1" w:line="360" w:lineRule="auto"/>
         <w:jc w:val="both"/>
         <w:rPr>
           <w:rFonts w:ascii="Times New Roman" w:eastAsia="Times New Roman" w:hAnsi="Times New Roman" w:cs="Times New Roman"/>
@@ -2429,7 +2452,7 @@
     </w:p>
     <w:p>
       <w:pPr>
-        <w:spacing w:before="100" w:beforeAutospacing="1" w:after="100" w:afterAutospacing="1" w:line="240" w:lineRule="auto"/>
+        <w:spacing w:before="100" w:beforeAutospacing="1" w:after="100" w:afterAutospacing="1" w:line="360" w:lineRule="auto"/>
         <w:jc w:val="both"/>
         <w:rPr>
           <w:rFonts w:ascii="Times New Roman" w:eastAsia="Times New Roman" w:hAnsi="Times New Roman" w:cs="Times New Roman"/>
@@ -2452,7 +2475,7 @@
           <w:ilvl w:val="0"/>
           <w:numId w:val="9"/>
         </w:numPr>
-        <w:spacing w:before="100" w:beforeAutospacing="1" w:after="100" w:afterAutospacing="1" w:line="240" w:lineRule="auto"/>
+        <w:spacing w:before="100" w:beforeAutospacing="1" w:after="100" w:afterAutospacing="1" w:line="360" w:lineRule="auto"/>
         <w:jc w:val="both"/>
         <w:rPr>
           <w:rFonts w:ascii="Times New Roman" w:eastAsia="Times New Roman" w:hAnsi="Times New Roman" w:cs="Times New Roman"/>
@@ -2475,7 +2498,7 @@
           <w:ilvl w:val="0"/>
           <w:numId w:val="9"/>
         </w:numPr>
-        <w:spacing w:before="100" w:beforeAutospacing="1" w:after="100" w:afterAutospacing="1" w:line="240" w:lineRule="auto"/>
+        <w:spacing w:before="100" w:beforeAutospacing="1" w:after="100" w:afterAutospacing="1" w:line="360" w:lineRule="auto"/>
         <w:jc w:val="both"/>
         <w:rPr>
           <w:rFonts w:ascii="Times New Roman" w:eastAsia="Times New Roman" w:hAnsi="Times New Roman" w:cs="Times New Roman"/>
@@ -2498,7 +2521,7 @@
           <w:ilvl w:val="0"/>
           <w:numId w:val="9"/>
         </w:numPr>
-        <w:spacing w:before="100" w:beforeAutospacing="1" w:after="100" w:afterAutospacing="1" w:line="240" w:lineRule="auto"/>
+        <w:spacing w:before="100" w:beforeAutospacing="1" w:after="100" w:afterAutospacing="1" w:line="360" w:lineRule="auto"/>
         <w:jc w:val="both"/>
         <w:rPr>
           <w:rFonts w:ascii="Times New Roman" w:eastAsia="Times New Roman" w:hAnsi="Times New Roman" w:cs="Times New Roman"/>
@@ -2521,7 +2544,7 @@
           <w:ilvl w:val="0"/>
           <w:numId w:val="9"/>
         </w:numPr>
-        <w:spacing w:before="100" w:beforeAutospacing="1" w:after="100" w:afterAutospacing="1" w:line="240" w:lineRule="auto"/>
+        <w:spacing w:before="100" w:beforeAutospacing="1" w:after="100" w:afterAutospacing="1" w:line="360" w:lineRule="auto"/>
         <w:jc w:val="both"/>
         <w:rPr>
           <w:rFonts w:ascii="Times New Roman" w:eastAsia="Times New Roman" w:hAnsi="Times New Roman" w:cs="Times New Roman"/>
@@ -2544,7 +2567,7 @@
           <w:ilvl w:val="0"/>
           <w:numId w:val="9"/>
         </w:numPr>
-        <w:spacing w:before="100" w:beforeAutospacing="1" w:after="100" w:afterAutospacing="1" w:line="240" w:lineRule="auto"/>
+        <w:spacing w:before="100" w:beforeAutospacing="1" w:after="100" w:afterAutospacing="1" w:line="360" w:lineRule="auto"/>
         <w:jc w:val="both"/>
         <w:rPr>
           <w:rFonts w:ascii="Times New Roman" w:eastAsia="Times New Roman" w:hAnsi="Times New Roman" w:cs="Times New Roman"/>
@@ -2567,7 +2590,7 @@
           <w:ilvl w:val="0"/>
           <w:numId w:val="9"/>
         </w:numPr>
-        <w:spacing w:before="100" w:beforeAutospacing="1" w:after="100" w:afterAutospacing="1" w:line="240" w:lineRule="auto"/>
+        <w:spacing w:before="100" w:beforeAutospacing="1" w:after="100" w:afterAutospacing="1" w:line="360" w:lineRule="auto"/>
         <w:jc w:val="both"/>
         <w:rPr>
           <w:rFonts w:ascii="Times New Roman" w:eastAsia="Times New Roman" w:hAnsi="Times New Roman" w:cs="Times New Roman"/>
@@ -2604,7 +2627,7 @@
     </w:p>
     <w:p>
       <w:pPr>
-        <w:spacing w:before="100" w:beforeAutospacing="1" w:after="100" w:afterAutospacing="1" w:line="240" w:lineRule="auto"/>
+        <w:spacing w:before="100" w:beforeAutospacing="1" w:after="100" w:afterAutospacing="1" w:line="360" w:lineRule="auto"/>
         <w:jc w:val="both"/>
         <w:outlineLvl w:val="2"/>
         <w:rPr>
@@ -2628,7 +2651,7 @@
     </w:p>
     <w:p>
       <w:pPr>
-        <w:spacing w:before="100" w:beforeAutospacing="1" w:after="100" w:afterAutospacing="1" w:line="240" w:lineRule="auto"/>
+        <w:spacing w:before="100" w:beforeAutospacing="1" w:after="100" w:afterAutospacing="1" w:line="360" w:lineRule="auto"/>
         <w:jc w:val="both"/>
         <w:rPr>
           <w:rFonts w:ascii="Times New Roman" w:eastAsia="Times New Roman" w:hAnsi="Times New Roman" w:cs="Times New Roman"/>
@@ -2657,7 +2680,7 @@
     </w:p>
     <w:p>
       <w:pPr>
-        <w:spacing w:before="100" w:beforeAutospacing="1" w:after="100" w:afterAutospacing="1" w:line="240" w:lineRule="auto"/>
+        <w:spacing w:before="100" w:beforeAutospacing="1" w:after="100" w:afterAutospacing="1" w:line="360" w:lineRule="auto"/>
         <w:jc w:val="both"/>
         <w:rPr>
           <w:rFonts w:ascii="Times New Roman" w:eastAsia="Times New Roman" w:hAnsi="Times New Roman" w:cs="Times New Roman"/>
@@ -2676,7 +2699,7 @@
     </w:p>
     <w:p>
       <w:pPr>
-        <w:spacing w:before="100" w:beforeAutospacing="1" w:after="100" w:afterAutospacing="1" w:line="240" w:lineRule="auto"/>
+        <w:spacing w:before="100" w:beforeAutospacing="1" w:after="100" w:afterAutospacing="1" w:line="360" w:lineRule="auto"/>
         <w:jc w:val="both"/>
         <w:rPr>
           <w:rFonts w:ascii="Times New Roman" w:eastAsia="Times New Roman" w:hAnsi="Times New Roman" w:cs="Times New Roman"/>
@@ -2699,7 +2722,7 @@
           <w:ilvl w:val="0"/>
           <w:numId w:val="10"/>
         </w:numPr>
-        <w:spacing w:before="100" w:beforeAutospacing="1" w:after="100" w:afterAutospacing="1" w:line="240" w:lineRule="auto"/>
+        <w:spacing w:before="100" w:beforeAutospacing="1" w:after="100" w:afterAutospacing="1" w:line="360" w:lineRule="auto"/>
         <w:jc w:val="both"/>
         <w:rPr>
           <w:rFonts w:ascii="Times New Roman" w:eastAsia="Times New Roman" w:hAnsi="Times New Roman" w:cs="Times New Roman"/>
@@ -2722,7 +2745,7 @@
           <w:ilvl w:val="0"/>
           <w:numId w:val="10"/>
         </w:numPr>
-        <w:spacing w:before="100" w:beforeAutospacing="1" w:after="100" w:afterAutospacing="1" w:line="240" w:lineRule="auto"/>
+        <w:spacing w:before="100" w:beforeAutospacing="1" w:after="100" w:afterAutospacing="1" w:line="360" w:lineRule="auto"/>
         <w:jc w:val="both"/>
         <w:rPr>
           <w:rFonts w:ascii="Times New Roman" w:eastAsia="Times New Roman" w:hAnsi="Times New Roman" w:cs="Times New Roman"/>
@@ -2745,7 +2768,7 @@
           <w:ilvl w:val="0"/>
           <w:numId w:val="10"/>
         </w:numPr>
-        <w:spacing w:before="100" w:beforeAutospacing="1" w:after="100" w:afterAutospacing="1" w:line="240" w:lineRule="auto"/>
+        <w:spacing w:before="100" w:beforeAutospacing="1" w:after="100" w:afterAutospacing="1" w:line="360" w:lineRule="auto"/>
         <w:jc w:val="both"/>
         <w:rPr>
           <w:rFonts w:ascii="Times New Roman" w:eastAsia="Times New Roman" w:hAnsi="Times New Roman" w:cs="Times New Roman"/>
@@ -2768,7 +2791,7 @@
           <w:ilvl w:val="0"/>
           <w:numId w:val="10"/>
         </w:numPr>
-        <w:spacing w:before="100" w:beforeAutospacing="1" w:after="100" w:afterAutospacing="1" w:line="240" w:lineRule="auto"/>
+        <w:spacing w:before="100" w:beforeAutospacing="1" w:after="100" w:afterAutospacing="1" w:line="360" w:lineRule="auto"/>
         <w:jc w:val="both"/>
         <w:rPr>
           <w:rFonts w:ascii="Times New Roman" w:eastAsia="Times New Roman" w:hAnsi="Times New Roman" w:cs="Times New Roman"/>
@@ -2791,7 +2814,7 @@
           <w:ilvl w:val="0"/>
           <w:numId w:val="10"/>
         </w:numPr>
-        <w:spacing w:before="100" w:beforeAutospacing="1" w:after="100" w:afterAutospacing="1" w:line="240" w:lineRule="auto"/>
+        <w:spacing w:before="100" w:beforeAutospacing="1" w:after="100" w:afterAutospacing="1" w:line="360" w:lineRule="auto"/>
         <w:jc w:val="both"/>
         <w:rPr>
           <w:rFonts w:ascii="Times New Roman" w:eastAsia="Times New Roman" w:hAnsi="Times New Roman" w:cs="Times New Roman"/>
@@ -2814,7 +2837,7 @@
           <w:ilvl w:val="0"/>
           <w:numId w:val="10"/>
         </w:numPr>
-        <w:spacing w:before="100" w:beforeAutospacing="1" w:after="100" w:afterAutospacing="1" w:line="240" w:lineRule="auto"/>
+        <w:spacing w:before="100" w:beforeAutospacing="1" w:after="100" w:afterAutospacing="1" w:line="360" w:lineRule="auto"/>
         <w:jc w:val="both"/>
         <w:rPr>
           <w:rFonts w:ascii="Times New Roman" w:eastAsia="Times New Roman" w:hAnsi="Times New Roman" w:cs="Times New Roman"/>
@@ -2837,20 +2860,21 @@
           <w:ilvl w:val="0"/>
           <w:numId w:val="10"/>
         </w:numPr>
-        <w:spacing w:before="100" w:beforeAutospacing="1" w:after="100" w:afterAutospacing="1" w:line="240" w:lineRule="auto"/>
-        <w:jc w:val="both"/>
-        <w:rPr>
-          <w:rFonts w:ascii="Times New Roman" w:eastAsia="Times New Roman" w:hAnsi="Times New Roman" w:cs="Times New Roman"/>
-          <w:sz w:val="24"/>
-          <w:szCs w:val="24"/>
-        </w:rPr>
-      </w:pPr>
-      <w:r>
-        <w:rPr>
-          <w:rFonts w:ascii="Times New Roman" w:eastAsia="Times New Roman" w:hAnsi="Times New Roman" w:cs="Times New Roman"/>
-          <w:sz w:val="24"/>
-          <w:szCs w:val="24"/>
-        </w:rPr>
+        <w:spacing w:before="100" w:beforeAutospacing="1" w:after="100" w:afterAutospacing="1" w:line="360" w:lineRule="auto"/>
+        <w:jc w:val="both"/>
+        <w:rPr>
+          <w:rFonts w:ascii="Times New Roman" w:eastAsia="Times New Roman" w:hAnsi="Times New Roman" w:cs="Times New Roman"/>
+          <w:sz w:val="24"/>
+          <w:szCs w:val="24"/>
+        </w:rPr>
+      </w:pPr>
+      <w:r>
+        <w:rPr>
+          <w:rFonts w:ascii="Times New Roman" w:eastAsia="Times New Roman" w:hAnsi="Times New Roman" w:cs="Times New Roman"/>
+          <w:sz w:val="24"/>
+          <w:szCs w:val="24"/>
+        </w:rPr>
+        <w:lastRenderedPageBreak/>
         <w:t>Progress tracking</w:t>
       </w:r>
     </w:p>
@@ -2860,7 +2884,7 @@
           <w:ilvl w:val="0"/>
           <w:numId w:val="10"/>
         </w:numPr>
-        <w:spacing w:before="100" w:beforeAutospacing="1" w:after="100" w:afterAutospacing="1" w:line="240" w:lineRule="auto"/>
+        <w:spacing w:before="100" w:beforeAutospacing="1" w:after="100" w:afterAutospacing="1" w:line="360" w:lineRule="auto"/>
         <w:jc w:val="both"/>
         <w:rPr>
           <w:rFonts w:ascii="Times New Roman" w:eastAsia="Times New Roman" w:hAnsi="Times New Roman" w:cs="Times New Roman"/>
@@ -2879,7 +2903,7 @@
     </w:p>
     <w:p>
       <w:pPr>
-        <w:spacing w:before="100" w:beforeAutospacing="1" w:after="100" w:afterAutospacing="1" w:line="240" w:lineRule="auto"/>
+        <w:spacing w:before="100" w:beforeAutospacing="1" w:after="100" w:afterAutospacing="1" w:line="360" w:lineRule="auto"/>
         <w:jc w:val="both"/>
         <w:outlineLvl w:val="2"/>
         <w:rPr>
@@ -2903,7 +2927,7 @@
     </w:p>
     <w:p>
       <w:pPr>
-        <w:spacing w:before="100" w:beforeAutospacing="1" w:after="100" w:afterAutospacing="1" w:line="240" w:lineRule="auto"/>
+        <w:spacing w:before="100" w:beforeAutospacing="1" w:after="100" w:afterAutospacing="1" w:line="360" w:lineRule="auto"/>
         <w:jc w:val="both"/>
         <w:rPr>
           <w:rFonts w:ascii="Times New Roman" w:eastAsia="Times New Roman" w:hAnsi="Times New Roman" w:cs="Times New Roman"/>
@@ -2922,7 +2946,7 @@
     </w:p>
     <w:p>
       <w:pPr>
-        <w:spacing w:before="100" w:beforeAutospacing="1" w:after="100" w:afterAutospacing="1" w:line="240" w:lineRule="auto"/>
+        <w:spacing w:before="100" w:beforeAutospacing="1" w:after="100" w:afterAutospacing="1" w:line="360" w:lineRule="auto"/>
         <w:jc w:val="both"/>
         <w:rPr>
           <w:rFonts w:ascii="Times New Roman" w:eastAsia="Times New Roman" w:hAnsi="Times New Roman" w:cs="Times New Roman"/>
@@ -2945,7 +2969,7 @@
           <w:ilvl w:val="0"/>
           <w:numId w:val="11"/>
         </w:numPr>
-        <w:spacing w:before="100" w:beforeAutospacing="1" w:after="100" w:afterAutospacing="1" w:line="240" w:lineRule="auto"/>
+        <w:spacing w:before="100" w:beforeAutospacing="1" w:after="100" w:afterAutospacing="1" w:line="360" w:lineRule="auto"/>
         <w:jc w:val="both"/>
         <w:rPr>
           <w:rFonts w:ascii="Times New Roman" w:eastAsia="Times New Roman" w:hAnsi="Times New Roman" w:cs="Times New Roman"/>
@@ -2978,7 +3002,7 @@
           <w:ilvl w:val="0"/>
           <w:numId w:val="11"/>
         </w:numPr>
-        <w:spacing w:before="100" w:beforeAutospacing="1" w:after="100" w:afterAutospacing="1" w:line="240" w:lineRule="auto"/>
+        <w:spacing w:before="100" w:beforeAutospacing="1" w:after="100" w:afterAutospacing="1" w:line="360" w:lineRule="auto"/>
         <w:jc w:val="both"/>
         <w:rPr>
           <w:rFonts w:ascii="Times New Roman" w:eastAsia="Times New Roman" w:hAnsi="Times New Roman" w:cs="Times New Roman"/>
@@ -3011,7 +3035,7 @@
           <w:ilvl w:val="0"/>
           <w:numId w:val="11"/>
         </w:numPr>
-        <w:spacing w:before="100" w:beforeAutospacing="1" w:after="100" w:afterAutospacing="1" w:line="240" w:lineRule="auto"/>
+        <w:spacing w:before="100" w:beforeAutospacing="1" w:after="100" w:afterAutospacing="1" w:line="360" w:lineRule="auto"/>
         <w:jc w:val="both"/>
         <w:rPr>
           <w:rFonts w:ascii="Times New Roman" w:eastAsia="Times New Roman" w:hAnsi="Times New Roman" w:cs="Times New Roman"/>
@@ -3044,7 +3068,7 @@
           <w:ilvl w:val="0"/>
           <w:numId w:val="11"/>
         </w:numPr>
-        <w:spacing w:before="100" w:beforeAutospacing="1" w:after="100" w:afterAutospacing="1" w:line="240" w:lineRule="auto"/>
+        <w:spacing w:before="100" w:beforeAutospacing="1" w:after="100" w:afterAutospacing="1" w:line="360" w:lineRule="auto"/>
         <w:jc w:val="both"/>
         <w:rPr>
           <w:rFonts w:ascii="Times New Roman" w:eastAsia="Times New Roman" w:hAnsi="Times New Roman" w:cs="Times New Roman"/>
@@ -3073,7 +3097,7 @@
     </w:p>
     <w:p>
       <w:pPr>
-        <w:spacing w:before="100" w:beforeAutospacing="1" w:after="100" w:afterAutospacing="1" w:line="240" w:lineRule="auto"/>
+        <w:spacing w:before="100" w:beforeAutospacing="1" w:after="100" w:afterAutospacing="1" w:line="360" w:lineRule="auto"/>
         <w:jc w:val="both"/>
         <w:rPr>
           <w:rFonts w:ascii="Times New Roman" w:eastAsia="Times New Roman" w:hAnsi="Times New Roman" w:cs="Times New Roman"/>
@@ -3092,7 +3116,7 @@
     </w:p>
     <w:p>
       <w:pPr>
-        <w:spacing w:before="100" w:beforeAutospacing="1" w:after="100" w:afterAutospacing="1" w:line="240" w:lineRule="auto"/>
+        <w:spacing w:before="100" w:beforeAutospacing="1" w:after="100" w:afterAutospacing="1" w:line="360" w:lineRule="auto"/>
         <w:jc w:val="both"/>
         <w:outlineLvl w:val="2"/>
         <w:rPr>
@@ -3116,21 +3140,20 @@
     </w:p>
     <w:p>
       <w:pPr>
-        <w:spacing w:before="100" w:beforeAutospacing="1" w:after="100" w:afterAutospacing="1" w:line="240" w:lineRule="auto"/>
-        <w:jc w:val="both"/>
-        <w:rPr>
-          <w:rFonts w:ascii="Times New Roman" w:eastAsia="Times New Roman" w:hAnsi="Times New Roman" w:cs="Times New Roman"/>
-          <w:sz w:val="24"/>
-          <w:szCs w:val="24"/>
-        </w:rPr>
-      </w:pPr>
-      <w:r>
-        <w:rPr>
-          <w:rFonts w:ascii="Times New Roman" w:eastAsia="Times New Roman" w:hAnsi="Times New Roman" w:cs="Times New Roman"/>
-          <w:sz w:val="24"/>
-          <w:szCs w:val="24"/>
-        </w:rPr>
-        <w:lastRenderedPageBreak/>
+        <w:spacing w:before="100" w:beforeAutospacing="1" w:after="100" w:afterAutospacing="1" w:line="360" w:lineRule="auto"/>
+        <w:jc w:val="both"/>
+        <w:rPr>
+          <w:rFonts w:ascii="Times New Roman" w:eastAsia="Times New Roman" w:hAnsi="Times New Roman" w:cs="Times New Roman"/>
+          <w:sz w:val="24"/>
+          <w:szCs w:val="24"/>
+        </w:rPr>
+      </w:pPr>
+      <w:r>
+        <w:rPr>
+          <w:rFonts w:ascii="Times New Roman" w:eastAsia="Times New Roman" w:hAnsi="Times New Roman" w:cs="Times New Roman"/>
+          <w:sz w:val="24"/>
+          <w:szCs w:val="24"/>
+        </w:rPr>
         <w:t>The application is deployed using the following services:</w:t>
       </w:r>
     </w:p>
@@ -3140,7 +3163,7 @@
           <w:ilvl w:val="0"/>
           <w:numId w:val="12"/>
         </w:numPr>
-        <w:spacing w:before="100" w:beforeAutospacing="1" w:after="100" w:afterAutospacing="1" w:line="240" w:lineRule="auto"/>
+        <w:spacing w:before="100" w:beforeAutospacing="1" w:after="100" w:afterAutospacing="1" w:line="360" w:lineRule="auto"/>
         <w:jc w:val="both"/>
         <w:rPr>
           <w:rFonts w:ascii="Times New Roman" w:eastAsia="Times New Roman" w:hAnsi="Times New Roman" w:cs="Times New Roman"/>
@@ -3183,7 +3206,7 @@
           <w:ilvl w:val="0"/>
           <w:numId w:val="12"/>
         </w:numPr>
-        <w:spacing w:before="100" w:beforeAutospacing="1" w:after="100" w:afterAutospacing="1" w:line="240" w:lineRule="auto"/>
+        <w:spacing w:before="100" w:beforeAutospacing="1" w:after="100" w:afterAutospacing="1" w:line="360" w:lineRule="auto"/>
         <w:jc w:val="both"/>
         <w:rPr>
           <w:rFonts w:ascii="Times New Roman" w:eastAsia="Times New Roman" w:hAnsi="Times New Roman" w:cs="Times New Roman"/>
@@ -3216,7 +3239,7 @@
           <w:ilvl w:val="0"/>
           <w:numId w:val="12"/>
         </w:numPr>
-        <w:spacing w:before="100" w:beforeAutospacing="1" w:after="100" w:afterAutospacing="1" w:line="240" w:lineRule="auto"/>
+        <w:spacing w:before="100" w:beforeAutospacing="1" w:after="100" w:afterAutospacing="1" w:line="360" w:lineRule="auto"/>
         <w:jc w:val="both"/>
         <w:rPr>
           <w:rFonts w:ascii="Times New Roman" w:eastAsia="Times New Roman" w:hAnsi="Times New Roman" w:cs="Times New Roman"/>
@@ -3267,7 +3290,7 @@
           <w:ilvl w:val="0"/>
           <w:numId w:val="12"/>
         </w:numPr>
-        <w:spacing w:before="100" w:beforeAutospacing="1" w:after="100" w:afterAutospacing="1" w:line="240" w:lineRule="auto"/>
+        <w:spacing w:before="100" w:beforeAutospacing="1" w:after="100" w:afterAutospacing="1" w:line="360" w:lineRule="auto"/>
         <w:jc w:val="both"/>
         <w:rPr>
           <w:rFonts w:ascii="Times New Roman" w:eastAsia="Times New Roman" w:hAnsi="Times New Roman" w:cs="Times New Roman"/>
@@ -3300,7 +3323,7 @@
           <w:ilvl w:val="0"/>
           <w:numId w:val="12"/>
         </w:numPr>
-        <w:spacing w:before="100" w:beforeAutospacing="1" w:after="100" w:afterAutospacing="1" w:line="240" w:lineRule="auto"/>
+        <w:spacing w:before="100" w:beforeAutospacing="1" w:after="100" w:afterAutospacing="1" w:line="360" w:lineRule="auto"/>
         <w:jc w:val="both"/>
         <w:rPr>
           <w:rFonts w:ascii="Times New Roman" w:eastAsia="Times New Roman" w:hAnsi="Times New Roman" w:cs="Times New Roman"/>
@@ -3339,26 +3362,158 @@
     </w:p>
     <w:p>
       <w:pPr>
-        <w:spacing w:before="100" w:beforeAutospacing="1" w:after="100" w:afterAutospacing="1" w:line="240" w:lineRule="auto"/>
-        <w:jc w:val="both"/>
-        <w:rPr>
-          <w:rFonts w:ascii="Times New Roman" w:eastAsia="Times New Roman" w:hAnsi="Times New Roman" w:cs="Times New Roman"/>
-          <w:sz w:val="24"/>
-          <w:szCs w:val="24"/>
-        </w:rPr>
-      </w:pPr>
-      <w:r>
-        <w:rPr>
-          <w:rFonts w:ascii="Times New Roman" w:eastAsia="Times New Roman" w:hAnsi="Times New Roman" w:cs="Times New Roman"/>
-          <w:sz w:val="24"/>
-          <w:szCs w:val="24"/>
-        </w:rPr>
-        <w:t>The deployed frontend communicates with the deployed backend through the configured backend API URL.</w:t>
-      </w:r>
-    </w:p>
-    <w:p>
-      <w:pPr>
-        <w:spacing w:before="100" w:beforeAutospacing="1" w:after="100" w:afterAutospacing="1" w:line="240" w:lineRule="auto"/>
+        <w:spacing w:before="100" w:beforeAutospacing="1" w:after="100" w:afterAutospacing="1" w:line="360" w:lineRule="auto"/>
+        <w:jc w:val="both"/>
+        <w:rPr>
+          <w:rFonts w:ascii="Times New Roman" w:eastAsia="Times New Roman" w:hAnsi="Times New Roman" w:cs="Times New Roman"/>
+          <w:sz w:val="24"/>
+          <w:szCs w:val="24"/>
+        </w:rPr>
+      </w:pPr>
+      <w:r>
+        <w:rPr>
+          <w:rFonts w:ascii="Times New Roman" w:eastAsia="Times New Roman" w:hAnsi="Times New Roman" w:cs="Times New Roman"/>
+          <w:sz w:val="24"/>
+          <w:szCs w:val="24"/>
+        </w:rPr>
+        <w:t>The deployed frontend communicates with the deployed backend through</w:t>
+      </w:r>
+      <w:r>
+        <w:rPr>
+          <w:rFonts w:ascii="Times New Roman" w:eastAsia="Times New Roman" w:hAnsi="Times New Roman" w:cs="Times New Roman"/>
+          <w:sz w:val="24"/>
+          <w:szCs w:val="24"/>
+        </w:rPr>
+        <w:t xml:space="preserve"> the configured backend API URL</w:t>
+      </w:r>
+    </w:p>
+    <w:p>
+      <w:pPr>
+        <w:spacing w:before="100" w:beforeAutospacing="1" w:after="100" w:afterAutospacing="1" w:line="360" w:lineRule="auto"/>
+        <w:jc w:val="both"/>
+        <w:rPr>
+          <w:rFonts w:ascii="Times New Roman" w:eastAsia="Times New Roman" w:hAnsi="Times New Roman" w:cs="Times New Roman"/>
+          <w:b/>
+          <w:sz w:val="24"/>
+          <w:szCs w:val="24"/>
+        </w:rPr>
+      </w:pPr>
+      <w:r>
+        <w:rPr>
+          <w:rFonts w:ascii="Times New Roman" w:eastAsia="Times New Roman" w:hAnsi="Times New Roman" w:cs="Times New Roman"/>
+          <w:b/>
+          <w:sz w:val="24"/>
+          <w:szCs w:val="24"/>
+        </w:rPr>
+        <w:t>Live Project Links</w:t>
+      </w:r>
+    </w:p>
+    <w:p>
+      <w:pPr>
+        <w:spacing w:before="100" w:beforeAutospacing="1" w:after="100" w:afterAutospacing="1" w:line="360" w:lineRule="auto"/>
+        <w:jc w:val="both"/>
+        <w:rPr>
+          <w:rFonts w:ascii="Times New Roman" w:eastAsia="Times New Roman" w:hAnsi="Times New Roman" w:cs="Times New Roman"/>
+          <w:sz w:val="24"/>
+          <w:szCs w:val="24"/>
+        </w:rPr>
+      </w:pPr>
+      <w:r>
+        <w:rPr>
+          <w:rFonts w:ascii="Times New Roman" w:eastAsia="Times New Roman" w:hAnsi="Times New Roman" w:cs="Times New Roman"/>
+          <w:sz w:val="24"/>
+          <w:szCs w:val="24"/>
+        </w:rPr>
+        <w:t>Frontend (</w:t>
+      </w:r>
+      <w:proofErr w:type="spellStart"/>
+      <w:r>
+        <w:rPr>
+          <w:rFonts w:ascii="Times New Roman" w:eastAsia="Times New Roman" w:hAnsi="Times New Roman" w:cs="Times New Roman"/>
+          <w:sz w:val="24"/>
+          <w:szCs w:val="24"/>
+        </w:rPr>
+        <w:t>Vercel</w:t>
+      </w:r>
+      <w:proofErr w:type="spellEnd"/>
+      <w:r>
+        <w:rPr>
+          <w:rFonts w:ascii="Times New Roman" w:eastAsia="Times New Roman" w:hAnsi="Times New Roman" w:cs="Times New Roman"/>
+          <w:sz w:val="24"/>
+          <w:szCs w:val="24"/>
+        </w:rPr>
+        <w:t>):</w:t>
+      </w:r>
+    </w:p>
+    <w:p>
+      <w:pPr>
+        <w:spacing w:before="100" w:beforeAutospacing="1" w:after="100" w:afterAutospacing="1" w:line="360" w:lineRule="auto"/>
+        <w:jc w:val="both"/>
+        <w:rPr>
+          <w:rFonts w:ascii="Times New Roman" w:eastAsia="Times New Roman" w:hAnsi="Times New Roman" w:cs="Times New Roman"/>
+          <w:sz w:val="24"/>
+          <w:szCs w:val="24"/>
+        </w:rPr>
+      </w:pPr>
+      <w:r>
+        <w:rPr>
+          <w:rFonts w:ascii="Times New Roman" w:eastAsia="Times New Roman" w:hAnsi="Times New Roman" w:cs="Times New Roman"/>
+          <w:sz w:val="24"/>
+          <w:szCs w:val="24"/>
+        </w:rPr>
+        <w:t>https://career-guidance-project-h41khogcf-p</w:t>
+      </w:r>
+      <w:r>
+        <w:rPr>
+          <w:rFonts w:ascii="Times New Roman" w:eastAsia="Times New Roman" w:hAnsi="Times New Roman" w:cs="Times New Roman"/>
+          <w:sz w:val="24"/>
+          <w:szCs w:val="24"/>
+        </w:rPr>
+        <w:t>reethinb8s-projects.vercel.app/</w:t>
+      </w:r>
+    </w:p>
+    <w:p>
+      <w:pPr>
+        <w:spacing w:before="100" w:beforeAutospacing="1" w:after="100" w:afterAutospacing="1" w:line="360" w:lineRule="auto"/>
+        <w:jc w:val="both"/>
+        <w:rPr>
+          <w:rFonts w:ascii="Times New Roman" w:eastAsia="Times New Roman" w:hAnsi="Times New Roman" w:cs="Times New Roman"/>
+          <w:sz w:val="24"/>
+          <w:szCs w:val="24"/>
+        </w:rPr>
+      </w:pPr>
+      <w:r>
+        <w:rPr>
+          <w:rFonts w:ascii="Times New Roman" w:eastAsia="Times New Roman" w:hAnsi="Times New Roman" w:cs="Times New Roman"/>
+          <w:sz w:val="24"/>
+          <w:szCs w:val="24"/>
+        </w:rPr>
+        <w:lastRenderedPageBreak/>
+        <w:t>Backend (Render):</w:t>
+      </w:r>
+    </w:p>
+    <w:p>
+      <w:pPr>
+        <w:spacing w:before="100" w:beforeAutospacing="1" w:after="100" w:afterAutospacing="1" w:line="360" w:lineRule="auto"/>
+        <w:jc w:val="both"/>
+        <w:rPr>
+          <w:rFonts w:ascii="Times New Roman" w:eastAsia="Times New Roman" w:hAnsi="Times New Roman" w:cs="Times New Roman"/>
+          <w:sz w:val="24"/>
+          <w:szCs w:val="24"/>
+        </w:rPr>
+      </w:pPr>
+      <w:r>
+        <w:rPr>
+          <w:rFonts w:ascii="Times New Roman" w:eastAsia="Times New Roman" w:hAnsi="Times New Roman" w:cs="Times New Roman"/>
+          <w:sz w:val="24"/>
+          <w:szCs w:val="24"/>
+        </w:rPr>
+        <w:t>https://career-guidance-project-h9gd.onrender.com</w:t>
+      </w:r>
+    </w:p>
+    <w:p>
+      <w:pPr>
+        <w:spacing w:before="100" w:beforeAutospacing="1" w:after="100" w:afterAutospacing="1" w:line="360" w:lineRule="auto"/>
         <w:jc w:val="both"/>
         <w:outlineLvl w:val="2"/>
         <w:rPr>
@@ -3382,7 +3537,7 @@
     </w:p>
     <w:p>
       <w:pPr>
-        <w:spacing w:before="100" w:beforeAutospacing="1" w:after="100" w:afterAutospacing="1" w:line="240" w:lineRule="auto"/>
+        <w:spacing w:before="100" w:beforeAutospacing="1" w:after="100" w:afterAutospacing="1" w:line="360" w:lineRule="auto"/>
         <w:jc w:val="both"/>
         <w:rPr>
           <w:rFonts w:ascii="Times New Roman" w:eastAsia="Times New Roman" w:hAnsi="Times New Roman" w:cs="Times New Roman"/>
@@ -3401,7 +3556,7 @@
     </w:p>
     <w:p>
       <w:pPr>
-        <w:spacing w:before="100" w:beforeAutospacing="1" w:after="100" w:afterAutospacing="1" w:line="240" w:lineRule="auto"/>
+        <w:spacing w:before="100" w:beforeAutospacing="1" w:after="100" w:afterAutospacing="1" w:line="360" w:lineRule="auto"/>
         <w:jc w:val="both"/>
         <w:rPr>
           <w:rFonts w:ascii="Times New Roman" w:eastAsia="Times New Roman" w:hAnsi="Times New Roman" w:cs="Times New Roman"/>
@@ -3444,7 +3599,7 @@
     </w:p>
     <w:p>
       <w:pPr>
-        <w:spacing w:before="100" w:beforeAutospacing="1" w:after="100" w:afterAutospacing="1" w:line="240" w:lineRule="auto"/>
+        <w:spacing w:before="100" w:beforeAutospacing="1" w:after="100" w:afterAutospacing="1" w:line="360" w:lineRule="auto"/>
         <w:jc w:val="both"/>
         <w:rPr>
           <w:rFonts w:ascii="Times New Roman" w:eastAsia="Times New Roman" w:hAnsi="Times New Roman" w:cs="Times New Roman"/>
@@ -3467,7 +3622,7 @@
           <w:ilvl w:val="0"/>
           <w:numId w:val="13"/>
         </w:numPr>
-        <w:spacing w:before="100" w:beforeAutospacing="1" w:after="100" w:afterAutospacing="1" w:line="240" w:lineRule="auto"/>
+        <w:spacing w:before="100" w:beforeAutospacing="1" w:after="100" w:afterAutospacing="1" w:line="360" w:lineRule="auto"/>
         <w:jc w:val="both"/>
         <w:rPr>
           <w:rFonts w:ascii="Times New Roman" w:eastAsia="Times New Roman" w:hAnsi="Times New Roman" w:cs="Times New Roman"/>
@@ -3490,7 +3645,7 @@
           <w:ilvl w:val="0"/>
           <w:numId w:val="13"/>
         </w:numPr>
-        <w:spacing w:before="100" w:beforeAutospacing="1" w:after="100" w:afterAutospacing="1" w:line="240" w:lineRule="auto"/>
+        <w:spacing w:before="100" w:beforeAutospacing="1" w:after="100" w:afterAutospacing="1" w:line="360" w:lineRule="auto"/>
         <w:jc w:val="both"/>
         <w:rPr>
           <w:rFonts w:ascii="Times New Roman" w:eastAsia="Times New Roman" w:hAnsi="Times New Roman" w:cs="Times New Roman"/>
@@ -3513,7 +3668,7 @@
           <w:ilvl w:val="0"/>
           <w:numId w:val="13"/>
         </w:numPr>
-        <w:spacing w:before="100" w:beforeAutospacing="1" w:after="100" w:afterAutospacing="1" w:line="240" w:lineRule="auto"/>
+        <w:spacing w:before="100" w:beforeAutospacing="1" w:after="100" w:afterAutospacing="1" w:line="360" w:lineRule="auto"/>
         <w:jc w:val="both"/>
         <w:rPr>
           <w:rFonts w:ascii="Times New Roman" w:eastAsia="Times New Roman" w:hAnsi="Times New Roman" w:cs="Times New Roman"/>
@@ -3536,7 +3691,7 @@
           <w:ilvl w:val="0"/>
           <w:numId w:val="13"/>
         </w:numPr>
-        <w:spacing w:before="100" w:beforeAutospacing="1" w:after="100" w:afterAutospacing="1" w:line="240" w:lineRule="auto"/>
+        <w:spacing w:before="100" w:beforeAutospacing="1" w:after="100" w:afterAutospacing="1" w:line="360" w:lineRule="auto"/>
         <w:jc w:val="both"/>
         <w:rPr>
           <w:rFonts w:ascii="Times New Roman" w:eastAsia="Times New Roman" w:hAnsi="Times New Roman" w:cs="Times New Roman"/>
@@ -3559,7 +3714,7 @@
           <w:ilvl w:val="0"/>
           <w:numId w:val="13"/>
         </w:numPr>
-        <w:spacing w:before="100" w:beforeAutospacing="1" w:after="100" w:afterAutospacing="1" w:line="240" w:lineRule="auto"/>
+        <w:spacing w:before="100" w:beforeAutospacing="1" w:after="100" w:afterAutospacing="1" w:line="360" w:lineRule="auto"/>
         <w:jc w:val="both"/>
         <w:rPr>
           <w:rFonts w:ascii="Times New Roman" w:eastAsia="Times New Roman" w:hAnsi="Times New Roman" w:cs="Times New Roman"/>
@@ -3582,7 +3737,7 @@
           <w:ilvl w:val="0"/>
           <w:numId w:val="13"/>
         </w:numPr>
-        <w:spacing w:before="100" w:beforeAutospacing="1" w:after="100" w:afterAutospacing="1" w:line="240" w:lineRule="auto"/>
+        <w:spacing w:before="100" w:beforeAutospacing="1" w:after="100" w:afterAutospacing="1" w:line="360" w:lineRule="auto"/>
         <w:jc w:val="both"/>
         <w:rPr>
           <w:rFonts w:ascii="Times New Roman" w:eastAsia="Times New Roman" w:hAnsi="Times New Roman" w:cs="Times New Roman"/>
@@ -3605,7 +3760,7 @@
           <w:ilvl w:val="0"/>
           <w:numId w:val="13"/>
         </w:numPr>
-        <w:spacing w:before="100" w:beforeAutospacing="1" w:after="100" w:afterAutospacing="1" w:line="240" w:lineRule="auto"/>
+        <w:spacing w:before="100" w:beforeAutospacing="1" w:after="100" w:afterAutospacing="1" w:line="360" w:lineRule="auto"/>
         <w:jc w:val="both"/>
         <w:rPr>
           <w:rFonts w:ascii="Times New Roman" w:eastAsia="Times New Roman" w:hAnsi="Times New Roman" w:cs="Times New Roman"/>
@@ -3624,7 +3779,7 @@
     </w:p>
     <w:p>
       <w:pPr>
-        <w:spacing w:before="100" w:beforeAutospacing="1" w:after="100" w:afterAutospacing="1" w:line="240" w:lineRule="auto"/>
+        <w:spacing w:before="100" w:beforeAutospacing="1" w:after="100" w:afterAutospacing="1" w:line="360" w:lineRule="auto"/>
         <w:jc w:val="both"/>
         <w:outlineLvl w:val="2"/>
         <w:rPr>
@@ -3648,7 +3803,7 @@
     </w:p>
     <w:p>
       <w:pPr>
-        <w:spacing w:before="100" w:beforeAutospacing="1" w:after="100" w:afterAutospacing="1" w:line="240" w:lineRule="auto"/>
+        <w:spacing w:before="100" w:beforeAutospacing="1" w:after="100" w:afterAutospacing="1" w:line="360" w:lineRule="auto"/>
         <w:jc w:val="both"/>
         <w:rPr>
           <w:rFonts w:ascii="Times New Roman" w:eastAsia="Times New Roman" w:hAnsi="Times New Roman" w:cs="Times New Roman"/>
@@ -3689,7 +3844,7 @@
           <w:ilvl w:val="0"/>
           <w:numId w:val="14"/>
         </w:numPr>
-        <w:spacing w:before="100" w:beforeAutospacing="1" w:after="100" w:afterAutospacing="1" w:line="240" w:lineRule="auto"/>
+        <w:spacing w:before="100" w:beforeAutospacing="1" w:after="100" w:afterAutospacing="1" w:line="360" w:lineRule="auto"/>
         <w:jc w:val="both"/>
         <w:rPr>
           <w:rFonts w:ascii="Times New Roman" w:eastAsia="Times New Roman" w:hAnsi="Times New Roman" w:cs="Times New Roman"/>
@@ -3712,7 +3867,7 @@
           <w:ilvl w:val="0"/>
           <w:numId w:val="14"/>
         </w:numPr>
-        <w:spacing w:before="100" w:beforeAutospacing="1" w:after="100" w:afterAutospacing="1" w:line="240" w:lineRule="auto"/>
+        <w:spacing w:before="100" w:beforeAutospacing="1" w:after="100" w:afterAutospacing="1" w:line="360" w:lineRule="auto"/>
         <w:jc w:val="both"/>
         <w:rPr>
           <w:rFonts w:ascii="Times New Roman" w:eastAsia="Times New Roman" w:hAnsi="Times New Roman" w:cs="Times New Roman"/>
@@ -3735,7 +3890,7 @@
           <w:ilvl w:val="0"/>
           <w:numId w:val="14"/>
         </w:numPr>
-        <w:spacing w:before="100" w:beforeAutospacing="1" w:after="100" w:afterAutospacing="1" w:line="240" w:lineRule="auto"/>
+        <w:spacing w:before="100" w:beforeAutospacing="1" w:after="100" w:afterAutospacing="1" w:line="360" w:lineRule="auto"/>
         <w:jc w:val="both"/>
         <w:rPr>
           <w:rFonts w:ascii="Times New Roman" w:eastAsia="Times New Roman" w:hAnsi="Times New Roman" w:cs="Times New Roman"/>
@@ -3758,7 +3913,7 @@
           <w:ilvl w:val="0"/>
           <w:numId w:val="14"/>
         </w:numPr>
-        <w:spacing w:before="100" w:beforeAutospacing="1" w:after="100" w:afterAutospacing="1" w:line="240" w:lineRule="auto"/>
+        <w:spacing w:before="100" w:beforeAutospacing="1" w:after="100" w:afterAutospacing="1" w:line="360" w:lineRule="auto"/>
         <w:jc w:val="both"/>
         <w:rPr>
           <w:rFonts w:ascii="Times New Roman" w:eastAsia="Times New Roman" w:hAnsi="Times New Roman" w:cs="Times New Roman"/>
@@ -3781,7 +3936,7 @@
           <w:ilvl w:val="0"/>
           <w:numId w:val="14"/>
         </w:numPr>
-        <w:spacing w:before="100" w:beforeAutospacing="1" w:after="100" w:afterAutospacing="1" w:line="240" w:lineRule="auto"/>
+        <w:spacing w:before="100" w:beforeAutospacing="1" w:after="100" w:afterAutospacing="1" w:line="360" w:lineRule="auto"/>
         <w:jc w:val="both"/>
         <w:rPr>
           <w:rFonts w:ascii="Times New Roman" w:eastAsia="Times New Roman" w:hAnsi="Times New Roman" w:cs="Times New Roman"/>
@@ -3804,7 +3959,7 @@
           <w:ilvl w:val="0"/>
           <w:numId w:val="14"/>
         </w:numPr>
-        <w:spacing w:before="100" w:beforeAutospacing="1" w:after="100" w:afterAutospacing="1" w:line="240" w:lineRule="auto"/>
+        <w:spacing w:before="100" w:beforeAutospacing="1" w:after="100" w:afterAutospacing="1" w:line="360" w:lineRule="auto"/>
         <w:jc w:val="both"/>
         <w:rPr>
           <w:rFonts w:ascii="Times New Roman" w:eastAsia="Times New Roman" w:hAnsi="Times New Roman" w:cs="Times New Roman"/>
@@ -3827,7 +3982,7 @@
           <w:ilvl w:val="0"/>
           <w:numId w:val="14"/>
         </w:numPr>
-        <w:spacing w:before="100" w:beforeAutospacing="1" w:after="100" w:afterAutospacing="1" w:line="240" w:lineRule="auto"/>
+        <w:spacing w:before="100" w:beforeAutospacing="1" w:after="100" w:afterAutospacing="1" w:line="360" w:lineRule="auto"/>
         <w:jc w:val="both"/>
         <w:rPr>
           <w:rFonts w:ascii="Times New Roman" w:eastAsia="Times New Roman" w:hAnsi="Times New Roman" w:cs="Times New Roman"/>
@@ -3850,7 +4005,7 @@
           <w:ilvl w:val="0"/>
           <w:numId w:val="14"/>
         </w:numPr>
-        <w:spacing w:before="100" w:beforeAutospacing="1" w:after="100" w:afterAutospacing="1" w:line="240" w:lineRule="auto"/>
+        <w:spacing w:before="100" w:beforeAutospacing="1" w:after="100" w:afterAutospacing="1" w:line="360" w:lineRule="auto"/>
         <w:jc w:val="both"/>
         <w:rPr>
           <w:rFonts w:ascii="Times New Roman" w:eastAsia="Times New Roman" w:hAnsi="Times New Roman" w:cs="Times New Roman"/>
@@ -3873,7 +4028,7 @@
           <w:ilvl w:val="0"/>
           <w:numId w:val="14"/>
         </w:numPr>
-        <w:spacing w:before="100" w:beforeAutospacing="1" w:after="100" w:afterAutospacing="1" w:line="240" w:lineRule="auto"/>
+        <w:spacing w:before="100" w:beforeAutospacing="1" w:after="100" w:afterAutospacing="1" w:line="360" w:lineRule="auto"/>
         <w:jc w:val="both"/>
         <w:rPr>
           <w:rFonts w:ascii="Times New Roman" w:eastAsia="Times New Roman" w:hAnsi="Times New Roman" w:cs="Times New Roman"/>
@@ -3906,20 +4061,21 @@
           <w:ilvl w:val="0"/>
           <w:numId w:val="14"/>
         </w:numPr>
-        <w:spacing w:before="100" w:beforeAutospacing="1" w:after="100" w:afterAutospacing="1" w:line="240" w:lineRule="auto"/>
-        <w:jc w:val="both"/>
-        <w:rPr>
-          <w:rFonts w:ascii="Times New Roman" w:eastAsia="Times New Roman" w:hAnsi="Times New Roman" w:cs="Times New Roman"/>
-          <w:sz w:val="24"/>
-          <w:szCs w:val="24"/>
-        </w:rPr>
-      </w:pPr>
-      <w:r>
-        <w:rPr>
-          <w:rFonts w:ascii="Times New Roman" w:eastAsia="Times New Roman" w:hAnsi="Times New Roman" w:cs="Times New Roman"/>
-          <w:sz w:val="24"/>
-          <w:szCs w:val="24"/>
-        </w:rPr>
+        <w:spacing w:before="100" w:beforeAutospacing="1" w:after="100" w:afterAutospacing="1" w:line="360" w:lineRule="auto"/>
+        <w:jc w:val="both"/>
+        <w:rPr>
+          <w:rFonts w:ascii="Times New Roman" w:eastAsia="Times New Roman" w:hAnsi="Times New Roman" w:cs="Times New Roman"/>
+          <w:sz w:val="24"/>
+          <w:szCs w:val="24"/>
+        </w:rPr>
+      </w:pPr>
+      <w:r>
+        <w:rPr>
+          <w:rFonts w:ascii="Times New Roman" w:eastAsia="Times New Roman" w:hAnsi="Times New Roman" w:cs="Times New Roman"/>
+          <w:sz w:val="24"/>
+          <w:szCs w:val="24"/>
+        </w:rPr>
+        <w:lastRenderedPageBreak/>
         <w:t>Progress Tracking</w:t>
       </w:r>
     </w:p>
@@ -3929,7 +4085,7 @@
           <w:ilvl w:val="0"/>
           <w:numId w:val="14"/>
         </w:numPr>
-        <w:spacing w:before="100" w:beforeAutospacing="1" w:after="100" w:afterAutospacing="1" w:line="240" w:lineRule="auto"/>
+        <w:spacing w:before="100" w:beforeAutospacing="1" w:after="100" w:afterAutospacing="1" w:line="360" w:lineRule="auto"/>
         <w:jc w:val="both"/>
         <w:rPr>
           <w:rFonts w:ascii="Times New Roman" w:eastAsia="Times New Roman" w:hAnsi="Times New Roman" w:cs="Times New Roman"/>
@@ -3952,7 +4108,7 @@
           <w:ilvl w:val="0"/>
           <w:numId w:val="14"/>
         </w:numPr>
-        <w:spacing w:before="100" w:beforeAutospacing="1" w:after="100" w:afterAutospacing="1" w:line="240" w:lineRule="auto"/>
+        <w:spacing w:before="100" w:beforeAutospacing="1" w:after="100" w:afterAutospacing="1" w:line="360" w:lineRule="auto"/>
         <w:jc w:val="both"/>
         <w:rPr>
           <w:rFonts w:ascii="Times New Roman" w:eastAsia="Times New Roman" w:hAnsi="Times New Roman" w:cs="Times New Roman"/>
@@ -3968,22 +4124,12 @@
         </w:rPr>
         <w:t>Analytics Dashboard</w:t>
       </w:r>
-    </w:p>
-    <w:p>
-      <w:pPr>
-        <w:spacing w:before="100" w:beforeAutospacing="1" w:after="100" w:afterAutospacing="1" w:line="240" w:lineRule="auto"/>
-        <w:ind w:left="720"/>
-        <w:jc w:val="both"/>
-        <w:rPr>
-          <w:rFonts w:ascii="Times New Roman" w:eastAsia="Times New Roman" w:hAnsi="Times New Roman" w:cs="Times New Roman"/>
-          <w:sz w:val="24"/>
-          <w:szCs w:val="24"/>
-        </w:rPr>
-      </w:pPr>
-    </w:p>
-    <w:p>
-      <w:pPr>
-        <w:spacing w:before="100" w:beforeAutospacing="1" w:after="100" w:afterAutospacing="1" w:line="240" w:lineRule="auto"/>
+      <w:bookmarkStart w:id="0" w:name="_GoBack"/>
+      <w:bookmarkEnd w:id="0"/>
+    </w:p>
+    <w:p>
+      <w:pPr>
+        <w:spacing w:before="100" w:beforeAutospacing="1" w:after="100" w:afterAutospacing="1" w:line="360" w:lineRule="auto"/>
         <w:jc w:val="both"/>
         <w:outlineLvl w:val="2"/>
         <w:rPr>
@@ -4002,13 +4148,12 @@
           <w:sz w:val="24"/>
           <w:szCs w:val="24"/>
         </w:rPr>
-        <w:lastRenderedPageBreak/>
         <w:t>13. Conclusion</w:t>
       </w:r>
     </w:p>
     <w:p>
       <w:pPr>
-        <w:spacing w:before="100" w:beforeAutospacing="1" w:after="100" w:afterAutospacing="1" w:line="240" w:lineRule="auto"/>
+        <w:spacing w:before="100" w:beforeAutospacing="1" w:after="100" w:afterAutospacing="1" w:line="360" w:lineRule="auto"/>
         <w:jc w:val="both"/>
         <w:rPr>
           <w:rFonts w:ascii="Times New Roman" w:eastAsia="Times New Roman" w:hAnsi="Times New Roman" w:cs="Times New Roman"/>
@@ -4055,7 +4200,7 @@
     </w:p>
     <w:p>
       <w:pPr>
-        <w:spacing w:before="100" w:beforeAutospacing="1" w:after="100" w:afterAutospacing="1" w:line="240" w:lineRule="auto"/>
+        <w:spacing w:before="100" w:beforeAutospacing="1" w:after="100" w:afterAutospacing="1" w:line="360" w:lineRule="auto"/>
         <w:jc w:val="both"/>
         <w:rPr>
           <w:rFonts w:ascii="Times New Roman" w:eastAsia="Times New Roman" w:hAnsi="Times New Roman" w:cs="Times New Roman"/>
@@ -4091,8 +4236,9 @@
       </w:r>
     </w:p>
     <w:p>
-      <w:bookmarkStart w:id="0" w:name="_GoBack"/>
-      <w:bookmarkEnd w:id="0"/>
+      <w:pPr>
+        <w:spacing w:line="360" w:lineRule="auto"/>
+      </w:pPr>
     </w:p>
     <w:sectPr>
       <w:pgSz w:w="12240" w:h="15840"/>
@@ -7192,4 +7338,16 @@
   <a:objectDefaults/>
   <a:extraClrSchemeLst/>
 </a:theme>
+</file>
+
+<file path=customXml/item1.xml><?xml version="1.0" encoding="utf-8"?>
+<b:Sources xmlns:b="http://schemas.openxmlformats.org/officeDocument/2006/bibliography" xmlns="http://schemas.openxmlformats.org/officeDocument/2006/bibliography" SelectedStyle="\APA.XSL" StyleName="APA"/>
+</file>
+
+<file path=customXml/itemProps1.xml><?xml version="1.0" encoding="utf-8"?>
+<ds:datastoreItem xmlns:ds="http://schemas.openxmlformats.org/officeDocument/2006/customXml" ds:itemID="{87009391-6A16-4B40-B784-07182293429E}">
+  <ds:schemaRefs>
+    <ds:schemaRef ds:uri="http://schemas.openxmlformats.org/officeDocument/2006/bibliography"/>
+  </ds:schemaRefs>
+</ds:datastoreItem>
 </file>